--- a/out/AsciiDocToWord.docx
+++ b/out/AsciiDocToWord.docx
@@ -10,7 +10,7 @@
         <mc:AlternateContent>
           <mc:Choice Requires="wps">
             <w:drawing>
-              <wp:anchor distT="0" distB="0" distL="114300" distR="114300" simplePos="0" relativeHeight="251661312" behindDoc="0" locked="0" layoutInCell="1" allowOverlap="1" wp14:anchorId="23AB50D0" wp14:editId="40507E7A">
+              <wp:anchor distT="0" distB="0" distL="114300" distR="114300" simplePos="0" relativeHeight="251661312" behindDoc="0" locked="0" layoutInCell="1" allowOverlap="1" wp14:anchorId="3CB036CE" wp14:editId="7D00312D">
                 <wp:simplePos x="0" y="0"/>
                 <wp:positionH relativeFrom="column">
                   <wp:posOffset>3420425</wp:posOffset>
@@ -21,7 +21,7 @@
                 <wp:extent cx="2520000" cy="900000"/>
                 <wp:effectExtent l="0" t="0" r="13970" b="14605"/>
                 <wp:wrapNone/>
-                <wp:docPr id="1140790471" name="テキスト ボックス 3"/>
+                <wp:docPr id="1108889700" name="テキスト ボックス 3"/>
                 <wp:cNvGraphicFramePr/>
                 <a:graphic xmlns:a="http://schemas.openxmlformats.org/drawingml/2006/main">
                   <a:graphicData uri="http://schemas.microsoft.com/office/word/2010/wordprocessingShape">
@@ -199,7 +199,7 @@
           </mc:Choice>
           <mc:Fallback>
             <w:pict>
-              <v:shapetype w14:anchorId="23AB50D0" id="_x0000_t202" coordsize="21600,21600" o:spt="202" path="m,l,21600r21600,l21600,xe">
+              <v:shapetype w14:anchorId="3CB036CE" id="_x0000_t202" coordsize="21600,21600" o:spt="202" path="m,l,21600r21600,l21600,xe">
                 <v:stroke joinstyle="miter"/>
                 <v:path gradientshapeok="t" o:connecttype="rect"/>
               </v:shapetype>
@@ -353,7 +353,7 @@
         <mc:AlternateContent>
           <mc:Choice Requires="wps">
             <w:drawing>
-              <wp:anchor distT="0" distB="0" distL="114300" distR="114300" simplePos="0" relativeHeight="251660288" behindDoc="0" locked="0" layoutInCell="1" allowOverlap="1" wp14:anchorId="25E36E19" wp14:editId="7B3D2EE8">
+              <wp:anchor distT="0" distB="0" distL="114300" distR="114300" simplePos="0" relativeHeight="251660288" behindDoc="0" locked="0" layoutInCell="1" allowOverlap="1" wp14:anchorId="271AC75B" wp14:editId="18573AF5">
                 <wp:simplePos x="0" y="0"/>
                 <wp:positionH relativeFrom="column">
                   <wp:posOffset>2880360</wp:posOffset>
@@ -364,7 +364,7 @@
                 <wp:extent cx="2520000" cy="900000"/>
                 <wp:effectExtent l="0" t="0" r="13970" b="14605"/>
                 <wp:wrapNone/>
-                <wp:docPr id="749180617" name="テキスト ボックス 2"/>
+                <wp:docPr id="1631688402" name="テキスト ボックス 2"/>
                 <wp:cNvGraphicFramePr/>
                 <a:graphic xmlns:a="http://schemas.openxmlformats.org/drawingml/2006/main">
                   <a:graphicData uri="http://schemas.microsoft.com/office/word/2010/wordprocessingShape">
@@ -486,7 +486,7 @@
           </mc:Choice>
           <mc:Fallback>
             <w:pict>
-              <v:shape w14:anchorId="25E36E19" id="テキスト ボックス 2" o:spid="_x0000_s1027" type="#_x0000_t202" style="position:absolute;margin-left:226.8pt;margin-top:326pt;width:198.45pt;height:70.85pt;z-index:251660288;visibility:visible;mso-wrap-style:square;mso-wrap-distance-left:9pt;mso-wrap-distance-top:0;mso-wrap-distance-right:9pt;mso-wrap-distance-bottom:0;mso-position-horizontal:absolute;mso-position-horizontal-relative:text;mso-position-vertical:absolute;mso-position-vertical-relative:text;v-text-anchor:top" o:gfxdata="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" filled="f" stroked="f" strokeweight=".5pt">
+              <v:shape w14:anchorId="271AC75B" id="テキスト ボックス 2" o:spid="_x0000_s1027" type="#_x0000_t202" style="position:absolute;margin-left:226.8pt;margin-top:326pt;width:198.45pt;height:70.85pt;z-index:251660288;visibility:visible;mso-wrap-style:square;mso-wrap-distance-left:9pt;mso-wrap-distance-top:0;mso-wrap-distance-right:9pt;mso-wrap-distance-bottom:0;mso-position-horizontal:absolute;mso-position-horizontal-relative:text;mso-position-vertical:absolute;mso-position-vertical-relative:text;v-text-anchor:top" o:gfxdata="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" filled="f" stroked="f" strokeweight=".5pt">
                 <v:fill o:detectmouseclick="t"/>
                 <v:textbox inset="0,0,0,0">
                   <w:txbxContent>
@@ -580,7 +580,7 @@
         <mc:AlternateContent>
           <mc:Choice Requires="wps">
             <w:drawing>
-              <wp:anchor distT="0" distB="0" distL="114300" distR="114300" simplePos="0" relativeHeight="251659264" behindDoc="0" locked="0" layoutInCell="1" allowOverlap="1" wp14:anchorId="29F04CF4" wp14:editId="650C03E8">
+              <wp:anchor distT="0" distB="0" distL="114300" distR="114300" simplePos="0" relativeHeight="251659264" behindDoc="0" locked="0" layoutInCell="1" allowOverlap="1" wp14:anchorId="17110872" wp14:editId="3303492E">
                 <wp:simplePos x="0" y="0"/>
                 <wp:positionH relativeFrom="column">
                   <wp:posOffset>360360</wp:posOffset>
@@ -591,7 +591,7 @@
                 <wp:extent cx="5040000" cy="1620000"/>
                 <wp:effectExtent l="0" t="0" r="27305" b="18415"/>
                 <wp:wrapNone/>
-                <wp:docPr id="1385629660" name="四角形: 角を丸くする 1"/>
+                <wp:docPr id="534259536" name="四角形: 角を丸くする 1"/>
                 <wp:cNvGraphicFramePr/>
                 <a:graphic xmlns:a="http://schemas.openxmlformats.org/drawingml/2006/main">
                   <a:graphicData uri="http://schemas.microsoft.com/office/word/2010/wordprocessingShape">
@@ -694,7 +694,7 @@
           </mc:Choice>
           <mc:Fallback>
             <w:pict>
-              <v:roundrect w14:anchorId="29F04CF4" id="四角形: 角を丸くする 1" o:spid="_x0000_s1028" style="position:absolute;margin-left:28.35pt;margin-top:184.25pt;width:396.85pt;height:127.55pt;z-index:251659264;visibility:visible;mso-wrap-style:square;mso-wrap-distance-left:9pt;mso-wrap-distance-top:0;mso-wrap-distance-right:9pt;mso-wrap-distance-bottom:0;mso-position-horizontal:absolute;mso-position-horizontal-relative:text;mso-position-vertical:absolute;mso-position-vertical-relative:text;v-text-anchor:middle" arcsize="10923f" o:gfxdata="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" filled="f" fillcolor="#156082 [3204]" strokecolor="#030e13 [484]" strokeweight="1.5pt">
+              <v:roundrect w14:anchorId="17110872" id="四角形: 角を丸くする 1" o:spid="_x0000_s1028" style="position:absolute;margin-left:28.35pt;margin-top:184.25pt;width:396.85pt;height:127.55pt;z-index:251659264;visibility:visible;mso-wrap-style:square;mso-wrap-distance-left:9pt;mso-wrap-distance-top:0;mso-wrap-distance-right:9pt;mso-wrap-distance-bottom:0;mso-position-horizontal:absolute;mso-position-horizontal-relative:text;mso-position-vertical:absolute;mso-position-vertical-relative:text;v-text-anchor:middle" arcsize="10923f" o:gfxdata="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" filled="f" fillcolor="#156082 [3204]" strokecolor="#030e13 [484]" strokeweight="1.5pt">
                 <v:stroke joinstyle="miter"/>
                 <v:textbox>
                   <w:txbxContent>
@@ -758,7 +758,7 @@
           <w:b/>
         </w:rPr>
       </w:pPr>
-      <w:bookmarkStart w:id="0" w:name="_Toc230355001"/>
+      <w:bookmarkStart w:id="0" w:name="_Toc230357304"/>
       <w:r>
         <w:rPr>
           <w:rFonts w:ascii="游ゴシック" w:eastAsia="游ゴシック" w:hAnsi="游ゴシック" w:hint="eastAsia"/>
@@ -811,7 +811,7 @@
         <w:rPr>
           <w:noProof/>
         </w:rPr>
-        <w:instrText xml:space="preserve"> PAGEREF _Toc230355001 \h </w:instrText>
+        <w:instrText xml:space="preserve"> PAGEREF _Toc230357304 \h </w:instrText>
       </w:r>
       <w:r>
         <w:rPr>
@@ -871,7 +871,7 @@
         <w:rPr>
           <w:noProof/>
         </w:rPr>
-        <w:instrText xml:space="preserve"> PAGEREF _Toc230355002 \h </w:instrText>
+        <w:instrText xml:space="preserve"> PAGEREF _Toc230357305 \h </w:instrText>
       </w:r>
       <w:r>
         <w:rPr>
@@ -931,7 +931,7 @@
         <w:rPr>
           <w:noProof/>
         </w:rPr>
-        <w:instrText xml:space="preserve"> PAGEREF _Toc230355003 \h </w:instrText>
+        <w:instrText xml:space="preserve"> PAGEREF _Toc230357306 \h </w:instrText>
       </w:r>
       <w:r>
         <w:rPr>
@@ -991,7 +991,7 @@
         <w:rPr>
           <w:noProof/>
         </w:rPr>
-        <w:instrText xml:space="preserve"> PAGEREF _Toc230355004 \h </w:instrText>
+        <w:instrText xml:space="preserve"> PAGEREF _Toc230357307 \h </w:instrText>
       </w:r>
       <w:r>
         <w:rPr>
@@ -1051,7 +1051,7 @@
         <w:rPr>
           <w:noProof/>
         </w:rPr>
-        <w:instrText xml:space="preserve"> PAGEREF _Toc230355005 \h </w:instrText>
+        <w:instrText xml:space="preserve"> PAGEREF _Toc230357308 \h </w:instrText>
       </w:r>
       <w:r>
         <w:rPr>
@@ -1111,7 +1111,7 @@
         <w:rPr>
           <w:noProof/>
         </w:rPr>
-        <w:instrText xml:space="preserve"> PAGEREF _Toc230355006 \h </w:instrText>
+        <w:instrText xml:space="preserve"> PAGEREF _Toc230357309 \h </w:instrText>
       </w:r>
       <w:r>
         <w:rPr>
@@ -1171,7 +1171,7 @@
         <w:rPr>
           <w:noProof/>
         </w:rPr>
-        <w:instrText xml:space="preserve"> PAGEREF _Toc230355007 \h </w:instrText>
+        <w:instrText xml:space="preserve"> PAGEREF _Toc230357310 \h </w:instrText>
       </w:r>
       <w:r>
         <w:rPr>
@@ -1231,7 +1231,7 @@
         <w:rPr>
           <w:noProof/>
         </w:rPr>
-        <w:instrText xml:space="preserve"> PAGEREF _Toc230355008 \h </w:instrText>
+        <w:instrText xml:space="preserve"> PAGEREF _Toc230357311 \h </w:instrText>
       </w:r>
       <w:r>
         <w:rPr>
@@ -1291,7 +1291,7 @@
         <w:rPr>
           <w:noProof/>
         </w:rPr>
-        <w:instrText xml:space="preserve"> PAGEREF _Toc230355009 \h </w:instrText>
+        <w:instrText xml:space="preserve"> PAGEREF _Toc230357312 \h </w:instrText>
       </w:r>
       <w:r>
         <w:rPr>
@@ -1351,7 +1351,7 @@
         <w:rPr>
           <w:noProof/>
         </w:rPr>
-        <w:instrText xml:space="preserve"> PAGEREF _Toc230355010 \h </w:instrText>
+        <w:instrText xml:space="preserve"> PAGEREF _Toc230357313 \h </w:instrText>
       </w:r>
       <w:r>
         <w:rPr>
@@ -1411,7 +1411,7 @@
         <w:rPr>
           <w:noProof/>
         </w:rPr>
-        <w:instrText xml:space="preserve"> PAGEREF _Toc230355011 \h </w:instrText>
+        <w:instrText xml:space="preserve"> PAGEREF _Toc230357314 \h </w:instrText>
       </w:r>
       <w:r>
         <w:rPr>
@@ -1471,7 +1471,7 @@
         <w:rPr>
           <w:noProof/>
         </w:rPr>
-        <w:instrText xml:space="preserve"> PAGEREF _Toc230355012 \h </w:instrText>
+        <w:instrText xml:space="preserve"> PAGEREF _Toc230357315 \h </w:instrText>
       </w:r>
       <w:r>
         <w:rPr>
@@ -1531,7 +1531,7 @@
         <w:rPr>
           <w:noProof/>
         </w:rPr>
-        <w:instrText xml:space="preserve"> PAGEREF _Toc230355013 \h </w:instrText>
+        <w:instrText xml:space="preserve"> PAGEREF _Toc230357316 \h </w:instrText>
       </w:r>
       <w:r>
         <w:rPr>
@@ -1591,7 +1591,7 @@
         <w:rPr>
           <w:noProof/>
         </w:rPr>
-        <w:instrText xml:space="preserve"> PAGEREF _Toc230355014 \h </w:instrText>
+        <w:instrText xml:space="preserve"> PAGEREF _Toc230357317 \h </w:instrText>
       </w:r>
       <w:r>
         <w:rPr>
@@ -1651,7 +1651,7 @@
         <w:rPr>
           <w:noProof/>
         </w:rPr>
-        <w:instrText xml:space="preserve"> PAGEREF _Toc230355015 \h </w:instrText>
+        <w:instrText xml:space="preserve"> PAGEREF _Toc230357318 \h </w:instrText>
       </w:r>
       <w:r>
         <w:rPr>
@@ -1711,7 +1711,7 @@
         <w:rPr>
           <w:noProof/>
         </w:rPr>
-        <w:instrText xml:space="preserve"> PAGEREF _Toc230355016 \h </w:instrText>
+        <w:instrText xml:space="preserve"> PAGEREF _Toc230357319 \h </w:instrText>
       </w:r>
       <w:r>
         <w:rPr>
@@ -1771,7 +1771,7 @@
         <w:rPr>
           <w:noProof/>
         </w:rPr>
-        <w:instrText xml:space="preserve"> PAGEREF _Toc230355017 \h </w:instrText>
+        <w:instrText xml:space="preserve"> PAGEREF _Toc230357320 \h </w:instrText>
       </w:r>
       <w:r>
         <w:rPr>
@@ -1831,7 +1831,7 @@
         <w:rPr>
           <w:noProof/>
         </w:rPr>
-        <w:instrText xml:space="preserve"> PAGEREF _Toc230355018 \h </w:instrText>
+        <w:instrText xml:space="preserve"> PAGEREF _Toc230357321 \h </w:instrText>
       </w:r>
       <w:r>
         <w:rPr>
@@ -1891,7 +1891,7 @@
         <w:rPr>
           <w:noProof/>
         </w:rPr>
-        <w:instrText xml:space="preserve"> PAGEREF _Toc230355019 \h </w:instrText>
+        <w:instrText xml:space="preserve"> PAGEREF _Toc230357322 \h </w:instrText>
       </w:r>
       <w:r>
         <w:rPr>
@@ -1951,7 +1951,7 @@
         <w:rPr>
           <w:noProof/>
         </w:rPr>
-        <w:instrText xml:space="preserve"> PAGEREF _Toc230355020 \h </w:instrText>
+        <w:instrText xml:space="preserve"> PAGEREF _Toc230357323 \h </w:instrText>
       </w:r>
       <w:r>
         <w:rPr>
@@ -2011,7 +2011,7 @@
         <w:rPr>
           <w:noProof/>
         </w:rPr>
-        <w:instrText xml:space="preserve"> PAGEREF _Toc230355021 \h </w:instrText>
+        <w:instrText xml:space="preserve"> PAGEREF _Toc230357324 \h </w:instrText>
       </w:r>
       <w:r>
         <w:rPr>
@@ -2071,7 +2071,7 @@
         <w:rPr>
           <w:noProof/>
         </w:rPr>
-        <w:instrText xml:space="preserve"> PAGEREF _Toc230355022 \h </w:instrText>
+        <w:instrText xml:space="preserve"> PAGEREF _Toc230357325 \h </w:instrText>
       </w:r>
       <w:r>
         <w:rPr>
@@ -2131,7 +2131,7 @@
         <w:rPr>
           <w:noProof/>
         </w:rPr>
-        <w:instrText xml:space="preserve"> PAGEREF _Toc230355023 \h </w:instrText>
+        <w:instrText xml:space="preserve"> PAGEREF _Toc230357326 \h </w:instrText>
       </w:r>
       <w:r>
         <w:rPr>
@@ -2191,7 +2191,7 @@
         <w:rPr>
           <w:noProof/>
         </w:rPr>
-        <w:instrText xml:space="preserve"> PAGEREF _Toc230355024 \h </w:instrText>
+        <w:instrText xml:space="preserve"> PAGEREF _Toc230357327 \h </w:instrText>
       </w:r>
       <w:r>
         <w:rPr>
@@ -2251,7 +2251,7 @@
         <w:rPr>
           <w:noProof/>
         </w:rPr>
-        <w:instrText xml:space="preserve"> PAGEREF _Toc230355025 \h </w:instrText>
+        <w:instrText xml:space="preserve"> PAGEREF _Toc230357328 \h </w:instrText>
       </w:r>
       <w:r>
         <w:rPr>
@@ -2311,7 +2311,7 @@
         <w:rPr>
           <w:noProof/>
         </w:rPr>
-        <w:instrText xml:space="preserve"> PAGEREF _Toc230355026 \h </w:instrText>
+        <w:instrText xml:space="preserve"> PAGEREF _Toc230357329 \h </w:instrText>
       </w:r>
       <w:r>
         <w:rPr>
@@ -2371,7 +2371,7 @@
         <w:rPr>
           <w:noProof/>
         </w:rPr>
-        <w:instrText xml:space="preserve"> PAGEREF _Toc230355027 \h </w:instrText>
+        <w:instrText xml:space="preserve"> PAGEREF _Toc230357330 \h </w:instrText>
       </w:r>
       <w:r>
         <w:rPr>
@@ -2431,7 +2431,7 @@
         <w:rPr>
           <w:noProof/>
         </w:rPr>
-        <w:instrText xml:space="preserve"> PAGEREF _Toc230355028 \h </w:instrText>
+        <w:instrText xml:space="preserve"> PAGEREF _Toc230357331 \h </w:instrText>
       </w:r>
       <w:r>
         <w:rPr>
@@ -2491,7 +2491,7 @@
         <w:rPr>
           <w:noProof/>
         </w:rPr>
-        <w:instrText xml:space="preserve"> PAGEREF _Toc230355029 \h </w:instrText>
+        <w:instrText xml:space="preserve"> PAGEREF _Toc230357332 \h </w:instrText>
       </w:r>
       <w:r>
         <w:rPr>
@@ -2551,7 +2551,7 @@
         <w:rPr>
           <w:noProof/>
         </w:rPr>
-        <w:instrText xml:space="preserve"> PAGEREF _Toc230355030 \h </w:instrText>
+        <w:instrText xml:space="preserve"> PAGEREF _Toc230357333 \h </w:instrText>
       </w:r>
       <w:r>
         <w:rPr>
@@ -2611,7 +2611,7 @@
         <w:rPr>
           <w:noProof/>
         </w:rPr>
-        <w:instrText xml:space="preserve"> PAGEREF _Toc230355031 \h </w:instrText>
+        <w:instrText xml:space="preserve"> PAGEREF _Toc230357334 \h </w:instrText>
       </w:r>
       <w:r>
         <w:rPr>
@@ -2671,7 +2671,7 @@
         <w:rPr>
           <w:noProof/>
         </w:rPr>
-        <w:instrText xml:space="preserve"> PAGEREF _Toc230355032 \h </w:instrText>
+        <w:instrText xml:space="preserve"> PAGEREF _Toc230357335 \h </w:instrText>
       </w:r>
       <w:r>
         <w:rPr>
@@ -2731,7 +2731,7 @@
         <w:rPr>
           <w:noProof/>
         </w:rPr>
-        <w:instrText xml:space="preserve"> PAGEREF _Toc230355033 \h </w:instrText>
+        <w:instrText xml:space="preserve"> PAGEREF _Toc230357336 \h </w:instrText>
       </w:r>
       <w:r>
         <w:rPr>
@@ -2791,7 +2791,7 @@
         <w:rPr>
           <w:noProof/>
         </w:rPr>
-        <w:instrText xml:space="preserve"> PAGEREF _Toc230355034 \h </w:instrText>
+        <w:instrText xml:space="preserve"> PAGEREF _Toc230357337 \h </w:instrText>
       </w:r>
       <w:r>
         <w:rPr>
@@ -2851,7 +2851,7 @@
         <w:rPr>
           <w:noProof/>
         </w:rPr>
-        <w:instrText xml:space="preserve"> PAGEREF _Toc230355035 \h </w:instrText>
+        <w:instrText xml:space="preserve"> PAGEREF _Toc230357338 \h </w:instrText>
       </w:r>
       <w:r>
         <w:rPr>
@@ -2911,7 +2911,7 @@
         <w:rPr>
           <w:noProof/>
         </w:rPr>
-        <w:instrText xml:space="preserve"> PAGEREF _Toc230355036 \h </w:instrText>
+        <w:instrText xml:space="preserve"> PAGEREF _Toc230357339 \h </w:instrText>
       </w:r>
       <w:r>
         <w:rPr>
@@ -2972,7 +2972,7 @@
         <w:rPr>
           <w:noProof/>
         </w:rPr>
-        <w:instrText xml:space="preserve"> PAGEREF _Toc230355037 \h </w:instrText>
+        <w:instrText xml:space="preserve"> PAGEREF _Toc230357340 \h </w:instrText>
       </w:r>
       <w:r>
         <w:rPr>
@@ -3032,7 +3032,7 @@
         <w:rPr>
           <w:noProof/>
         </w:rPr>
-        <w:instrText xml:space="preserve"> PAGEREF _Toc230355038 \h </w:instrText>
+        <w:instrText xml:space="preserve"> PAGEREF _Toc230357341 \h </w:instrText>
       </w:r>
       <w:r>
         <w:rPr>
@@ -3092,7 +3092,7 @@
         <w:rPr>
           <w:noProof/>
         </w:rPr>
-        <w:instrText xml:space="preserve"> PAGEREF _Toc230355039 \h </w:instrText>
+        <w:instrText xml:space="preserve"> PAGEREF _Toc230357342 \h </w:instrText>
       </w:r>
       <w:r>
         <w:rPr>
@@ -3152,7 +3152,7 @@
         <w:rPr>
           <w:noProof/>
         </w:rPr>
-        <w:instrText xml:space="preserve"> PAGEREF _Toc230355040 \h </w:instrText>
+        <w:instrText xml:space="preserve"> PAGEREF _Toc230357343 \h </w:instrText>
       </w:r>
       <w:r>
         <w:rPr>
@@ -3212,7 +3212,7 @@
         <w:rPr>
           <w:noProof/>
         </w:rPr>
-        <w:instrText xml:space="preserve"> PAGEREF _Toc230355041 \h </w:instrText>
+        <w:instrText xml:space="preserve"> PAGEREF _Toc230357344 \h </w:instrText>
       </w:r>
       <w:r>
         <w:rPr>
@@ -3272,7 +3272,7 @@
         <w:rPr>
           <w:noProof/>
         </w:rPr>
-        <w:instrText xml:space="preserve"> PAGEREF _Toc230355042 \h </w:instrText>
+        <w:instrText xml:space="preserve"> PAGEREF _Toc230357345 \h </w:instrText>
       </w:r>
       <w:r>
         <w:rPr>
@@ -3332,7 +3332,7 @@
         <w:rPr>
           <w:noProof/>
         </w:rPr>
-        <w:instrText xml:space="preserve"> PAGEREF _Toc230355043 \h </w:instrText>
+        <w:instrText xml:space="preserve"> PAGEREF _Toc230357346 \h </w:instrText>
       </w:r>
       <w:r>
         <w:rPr>
@@ -3392,7 +3392,7 @@
         <w:rPr>
           <w:noProof/>
         </w:rPr>
-        <w:instrText xml:space="preserve"> PAGEREF _Toc230355044 \h </w:instrText>
+        <w:instrText xml:space="preserve"> PAGEREF _Toc230357347 \h </w:instrText>
       </w:r>
       <w:r>
         <w:rPr>
@@ -3452,7 +3452,7 @@
         <w:rPr>
           <w:noProof/>
         </w:rPr>
-        <w:instrText xml:space="preserve"> PAGEREF _Toc230355045 \h </w:instrText>
+        <w:instrText xml:space="preserve"> PAGEREF _Toc230357348 \h </w:instrText>
       </w:r>
       <w:r>
         <w:rPr>
@@ -3512,7 +3512,7 @@
         <w:rPr>
           <w:noProof/>
         </w:rPr>
-        <w:instrText xml:space="preserve"> PAGEREF _Toc230355046 \h </w:instrText>
+        <w:instrText xml:space="preserve"> PAGEREF _Toc230357349 \h </w:instrText>
       </w:r>
       <w:r>
         <w:rPr>
@@ -3572,7 +3572,7 @@
         <w:rPr>
           <w:noProof/>
         </w:rPr>
-        <w:instrText xml:space="preserve"> PAGEREF _Toc230355047 \h </w:instrText>
+        <w:instrText xml:space="preserve"> PAGEREF _Toc230357350 \h </w:instrText>
       </w:r>
       <w:r>
         <w:rPr>
@@ -3632,7 +3632,7 @@
         <w:rPr>
           <w:noProof/>
         </w:rPr>
-        <w:instrText xml:space="preserve"> PAGEREF _Toc230355048 \h </w:instrText>
+        <w:instrText xml:space="preserve"> PAGEREF _Toc230357351 \h </w:instrText>
       </w:r>
       <w:r>
         <w:rPr>
@@ -3692,7 +3692,7 @@
         <w:rPr>
           <w:noProof/>
         </w:rPr>
-        <w:instrText xml:space="preserve"> PAGEREF _Toc230355049 \h </w:instrText>
+        <w:instrText xml:space="preserve"> PAGEREF _Toc230357352 \h </w:instrText>
       </w:r>
       <w:r>
         <w:rPr>
@@ -3752,7 +3752,7 @@
         <w:rPr>
           <w:noProof/>
         </w:rPr>
-        <w:instrText xml:space="preserve"> PAGEREF _Toc230355050 \h </w:instrText>
+        <w:instrText xml:space="preserve"> PAGEREF _Toc230357353 \h </w:instrText>
       </w:r>
       <w:r>
         <w:rPr>
@@ -3812,7 +3812,7 @@
         <w:rPr>
           <w:noProof/>
         </w:rPr>
-        <w:instrText xml:space="preserve"> PAGEREF _Toc230355051 \h </w:instrText>
+        <w:instrText xml:space="preserve"> PAGEREF _Toc230357354 \h </w:instrText>
       </w:r>
       <w:r>
         <w:rPr>
@@ -3872,7 +3872,7 @@
         <w:rPr>
           <w:noProof/>
         </w:rPr>
-        <w:instrText xml:space="preserve"> PAGEREF _Toc230355052 \h </w:instrText>
+        <w:instrText xml:space="preserve"> PAGEREF _Toc230357355 \h </w:instrText>
       </w:r>
       <w:r>
         <w:rPr>
@@ -3932,7 +3932,7 @@
         <w:rPr>
           <w:noProof/>
         </w:rPr>
-        <w:instrText xml:space="preserve"> PAGEREF _Toc230355053 \h </w:instrText>
+        <w:instrText xml:space="preserve"> PAGEREF _Toc230357356 \h </w:instrText>
       </w:r>
       <w:r>
         <w:rPr>
@@ -3992,7 +3992,7 @@
         <w:rPr>
           <w:noProof/>
         </w:rPr>
-        <w:instrText xml:space="preserve"> PAGEREF _Toc230355054 \h </w:instrText>
+        <w:instrText xml:space="preserve"> PAGEREF _Toc230357357 \h </w:instrText>
       </w:r>
       <w:r>
         <w:rPr>
@@ -4052,7 +4052,7 @@
         <w:rPr>
           <w:noProof/>
         </w:rPr>
-        <w:instrText xml:space="preserve"> PAGEREF _Toc230355055 \h </w:instrText>
+        <w:instrText xml:space="preserve"> PAGEREF _Toc230357358 \h </w:instrText>
       </w:r>
       <w:r>
         <w:rPr>
@@ -4112,7 +4112,7 @@
         <w:rPr>
           <w:noProof/>
         </w:rPr>
-        <w:instrText xml:space="preserve"> PAGEREF _Toc230355056 \h </w:instrText>
+        <w:instrText xml:space="preserve"> PAGEREF _Toc230357359 \h </w:instrText>
       </w:r>
       <w:r>
         <w:rPr>
@@ -4172,7 +4172,7 @@
         <w:rPr>
           <w:noProof/>
         </w:rPr>
-        <w:instrText xml:space="preserve"> PAGEREF _Toc230355057 \h </w:instrText>
+        <w:instrText xml:space="preserve"> PAGEREF _Toc230357360 \h </w:instrText>
       </w:r>
       <w:r>
         <w:rPr>
@@ -4232,7 +4232,7 @@
         <w:rPr>
           <w:noProof/>
         </w:rPr>
-        <w:instrText xml:space="preserve"> PAGEREF _Toc230355058 \h </w:instrText>
+        <w:instrText xml:space="preserve"> PAGEREF _Toc230357361 \h </w:instrText>
       </w:r>
       <w:r>
         <w:rPr>
@@ -4292,7 +4292,7 @@
         <w:rPr>
           <w:noProof/>
         </w:rPr>
-        <w:instrText xml:space="preserve"> PAGEREF _Toc230355059 \h </w:instrText>
+        <w:instrText xml:space="preserve"> PAGEREF _Toc230357362 \h </w:instrText>
       </w:r>
       <w:r>
         <w:rPr>
@@ -4352,7 +4352,7 @@
         <w:rPr>
           <w:noProof/>
         </w:rPr>
-        <w:instrText xml:space="preserve"> PAGEREF _Toc230355060 \h </w:instrText>
+        <w:instrText xml:space="preserve"> PAGEREF _Toc230357363 \h </w:instrText>
       </w:r>
       <w:r>
         <w:rPr>
@@ -4412,7 +4412,7 @@
         <w:rPr>
           <w:noProof/>
         </w:rPr>
-        <w:instrText xml:space="preserve"> PAGEREF _Toc230355061 \h </w:instrText>
+        <w:instrText xml:space="preserve"> PAGEREF _Toc230357364 \h </w:instrText>
       </w:r>
       <w:r>
         <w:rPr>
@@ -4472,7 +4472,7 @@
         <w:rPr>
           <w:noProof/>
         </w:rPr>
-        <w:instrText xml:space="preserve"> PAGEREF _Toc230355062 \h </w:instrText>
+        <w:instrText xml:space="preserve"> PAGEREF _Toc230357365 \h </w:instrText>
       </w:r>
       <w:r>
         <w:rPr>
@@ -4532,7 +4532,7 @@
         <w:rPr>
           <w:noProof/>
         </w:rPr>
-        <w:instrText xml:space="preserve"> PAGEREF _Toc230355063 \h </w:instrText>
+        <w:instrText xml:space="preserve"> PAGEREF _Toc230357366 \h </w:instrText>
       </w:r>
       <w:r>
         <w:rPr>
@@ -4592,7 +4592,7 @@
         <w:rPr>
           <w:noProof/>
         </w:rPr>
-        <w:instrText xml:space="preserve"> PAGEREF _Toc230355064 \h </w:instrText>
+        <w:instrText xml:space="preserve"> PAGEREF _Toc230357367 \h </w:instrText>
       </w:r>
       <w:r>
         <w:rPr>
@@ -4652,7 +4652,7 @@
         <w:rPr>
           <w:noProof/>
         </w:rPr>
-        <w:instrText xml:space="preserve"> PAGEREF _Toc230355065 \h </w:instrText>
+        <w:instrText xml:space="preserve"> PAGEREF _Toc230357368 \h </w:instrText>
       </w:r>
       <w:r>
         <w:rPr>
@@ -4712,7 +4712,7 @@
         <w:rPr>
           <w:noProof/>
         </w:rPr>
-        <w:instrText xml:space="preserve"> PAGEREF _Toc230355066 \h </w:instrText>
+        <w:instrText xml:space="preserve"> PAGEREF _Toc230357369 \h </w:instrText>
       </w:r>
       <w:r>
         <w:rPr>
@@ -4772,7 +4772,7 @@
         <w:rPr>
           <w:noProof/>
         </w:rPr>
-        <w:instrText xml:space="preserve"> PAGEREF _Toc230355067 \h </w:instrText>
+        <w:instrText xml:space="preserve"> PAGEREF _Toc230357370 \h </w:instrText>
       </w:r>
       <w:r>
         <w:rPr>
@@ -4832,7 +4832,7 @@
         <w:rPr>
           <w:noProof/>
         </w:rPr>
-        <w:instrText xml:space="preserve"> PAGEREF _Toc230355068 \h </w:instrText>
+        <w:instrText xml:space="preserve"> PAGEREF _Toc230357371 \h </w:instrText>
       </w:r>
       <w:r>
         <w:rPr>
@@ -4892,7 +4892,7 @@
         <w:rPr>
           <w:noProof/>
         </w:rPr>
-        <w:instrText xml:space="preserve"> PAGEREF _Toc230355069 \h </w:instrText>
+        <w:instrText xml:space="preserve"> PAGEREF _Toc230357372 \h </w:instrText>
       </w:r>
       <w:r>
         <w:rPr>
@@ -4952,7 +4952,7 @@
         <w:rPr>
           <w:noProof/>
         </w:rPr>
-        <w:instrText xml:space="preserve"> PAGEREF _Toc230355070 \h </w:instrText>
+        <w:instrText xml:space="preserve"> PAGEREF _Toc230357373 \h </w:instrText>
       </w:r>
       <w:r>
         <w:rPr>
@@ -5012,7 +5012,7 @@
         <w:rPr>
           <w:noProof/>
         </w:rPr>
-        <w:instrText xml:space="preserve"> PAGEREF _Toc230355071 \h </w:instrText>
+        <w:instrText xml:space="preserve"> PAGEREF _Toc230357374 \h </w:instrText>
       </w:r>
       <w:r>
         <w:rPr>
@@ -5062,7 +5062,7 @@
           <w:b/>
         </w:rPr>
       </w:pPr>
-      <w:bookmarkStart w:id="1" w:name="_Toc230355002"/>
+      <w:bookmarkStart w:id="1" w:name="_Toc230357305"/>
       <w:r>
         <w:rPr>
           <w:rFonts w:ascii="游ゴシック" w:eastAsia="游ゴシック" w:hAnsi="游ゴシック"/>
@@ -5185,7 +5185,7 @@
           <w:b/>
         </w:rPr>
       </w:pPr>
-      <w:bookmarkStart w:id="2" w:name="_Toc230355003"/>
+      <w:bookmarkStart w:id="2" w:name="_Toc230357306"/>
       <w:r>
         <w:rPr>
           <w:rFonts w:ascii="游ゴシック" w:eastAsia="游ゴシック" w:hAnsi="游ゴシック"/>
@@ -5699,7 +5699,7 @@
           <w:b/>
         </w:rPr>
       </w:pPr>
-      <w:bookmarkStart w:id="3" w:name="_Toc230355004"/>
+      <w:bookmarkStart w:id="3" w:name="_Toc230357307"/>
       <w:r>
         <w:rPr>
           <w:rFonts w:ascii="游ゴシック" w:eastAsia="游ゴシック" w:hAnsi="游ゴシック"/>
@@ -5718,7 +5718,7 @@
           <w:b/>
         </w:rPr>
       </w:pPr>
-      <w:bookmarkStart w:id="4" w:name="_Toc230355005"/>
+      <w:bookmarkStart w:id="4" w:name="_Toc230357308"/>
       <w:r>
         <w:rPr>
           <w:rFonts w:ascii="游ゴシック" w:eastAsia="游ゴシック" w:hAnsi="游ゴシック"/>
@@ -5846,7 +5846,7 @@
           <w:b/>
         </w:rPr>
       </w:pPr>
-      <w:bookmarkStart w:id="5" w:name="_Toc230355006"/>
+      <w:bookmarkStart w:id="5" w:name="_Toc230357309"/>
       <w:r>
         <w:rPr>
           <w:rFonts w:ascii="游ゴシック" w:eastAsia="游ゴシック" w:hAnsi="游ゴシック"/>
@@ -5875,7 +5875,7 @@
           <w:b/>
         </w:rPr>
       </w:pPr>
-      <w:bookmarkStart w:id="6" w:name="_Toc230355007"/>
+      <w:bookmarkStart w:id="6" w:name="_Toc230357310"/>
       <w:r>
         <w:rPr>
           <w:rFonts w:ascii="游ゴシック" w:eastAsia="游ゴシック" w:hAnsi="游ゴシック"/>
@@ -5894,7 +5894,7 @@
           <w:b/>
         </w:rPr>
       </w:pPr>
-      <w:bookmarkStart w:id="7" w:name="_Toc230355008"/>
+      <w:bookmarkStart w:id="7" w:name="_Toc230357311"/>
       <w:r>
         <w:rPr>
           <w:rFonts w:ascii="游ゴシック" w:eastAsia="游ゴシック" w:hAnsi="游ゴシック"/>
@@ -5913,7 +5913,7 @@
           <w:b/>
         </w:rPr>
       </w:pPr>
-      <w:bookmarkStart w:id="8" w:name="_Toc230355009"/>
+      <w:bookmarkStart w:id="8" w:name="_Toc230357312"/>
       <w:r>
         <w:rPr>
           <w:rFonts w:ascii="游ゴシック" w:eastAsia="游ゴシック" w:hAnsi="游ゴシック"/>
@@ -5956,7 +5956,7 @@
           <w:b/>
         </w:rPr>
       </w:pPr>
-      <w:bookmarkStart w:id="9" w:name="_Toc230355010"/>
+      <w:bookmarkStart w:id="9" w:name="_Toc230357313"/>
       <w:r>
         <w:rPr>
           <w:rFonts w:ascii="游ゴシック" w:eastAsia="游ゴシック" w:hAnsi="游ゴシック"/>
@@ -5975,7 +5975,7 @@
           <w:b/>
         </w:rPr>
       </w:pPr>
-      <w:bookmarkStart w:id="10" w:name="_Toc230355011"/>
+      <w:bookmarkStart w:id="10" w:name="_Toc230357314"/>
       <w:r>
         <w:rPr>
           <w:rFonts w:ascii="游ゴシック" w:eastAsia="游ゴシック" w:hAnsi="游ゴシック"/>
@@ -6047,7 +6047,7 @@
           <w:b/>
         </w:rPr>
       </w:pPr>
-      <w:bookmarkStart w:id="11" w:name="_Toc230355012"/>
+      <w:bookmarkStart w:id="11" w:name="_Toc230357315"/>
       <w:r>
         <w:rPr>
           <w:rFonts w:ascii="游ゴシック" w:eastAsia="游ゴシック" w:hAnsi="游ゴシック"/>
@@ -6118,7 +6118,7 @@
           <w:b/>
         </w:rPr>
       </w:pPr>
-      <w:bookmarkStart w:id="12" w:name="_Toc230355013"/>
+      <w:bookmarkStart w:id="12" w:name="_Toc230357316"/>
       <w:r>
         <w:rPr>
           <w:rFonts w:ascii="游ゴシック" w:eastAsia="游ゴシック" w:hAnsi="游ゴシック"/>
@@ -6137,7 +6137,7 @@
           <w:b/>
         </w:rPr>
       </w:pPr>
-      <w:bookmarkStart w:id="13" w:name="_Toc230355014"/>
+      <w:bookmarkStart w:id="13" w:name="_Toc230357317"/>
       <w:r>
         <w:rPr>
           <w:rFonts w:ascii="游ゴシック" w:eastAsia="游ゴシック" w:hAnsi="游ゴシック"/>
@@ -6389,7 +6389,7 @@
           <w:b/>
         </w:rPr>
       </w:pPr>
-      <w:bookmarkStart w:id="14" w:name="_Toc230355015"/>
+      <w:bookmarkStart w:id="14" w:name="_Toc230357318"/>
       <w:r>
         <w:rPr>
           <w:rFonts w:ascii="游ゴシック" w:eastAsia="游ゴシック" w:hAnsi="游ゴシック"/>
@@ -6552,7 +6552,7 @@
           <w:b/>
         </w:rPr>
       </w:pPr>
-      <w:bookmarkStart w:id="15" w:name="_Toc230355016"/>
+      <w:bookmarkStart w:id="15" w:name="_Toc230357319"/>
       <w:r>
         <w:rPr>
           <w:rFonts w:ascii="游ゴシック" w:eastAsia="游ゴシック" w:hAnsi="游ゴシック"/>
@@ -6571,7 +6571,7 @@
           <w:b/>
         </w:rPr>
       </w:pPr>
-      <w:bookmarkStart w:id="16" w:name="_Toc230355017"/>
+      <w:bookmarkStart w:id="16" w:name="_Toc230357320"/>
       <w:r>
         <w:rPr>
           <w:rFonts w:ascii="游ゴシック" w:eastAsia="游ゴシック" w:hAnsi="游ゴシック"/>
@@ -6590,7 +6590,7 @@
           <w:b/>
         </w:rPr>
       </w:pPr>
-      <w:bookmarkStart w:id="17" w:name="_Toc230355018"/>
+      <w:bookmarkStart w:id="17" w:name="_Toc230357321"/>
       <w:r>
         <w:rPr>
           <w:rFonts w:ascii="游ゴシック" w:eastAsia="游ゴシック" w:hAnsi="游ゴシック"/>
@@ -6718,7 +6718,7 @@
           <w:b/>
         </w:rPr>
       </w:pPr>
-      <w:bookmarkStart w:id="18" w:name="_Toc230355019"/>
+      <w:bookmarkStart w:id="18" w:name="_Toc230357322"/>
       <w:r>
         <w:rPr>
           <w:rFonts w:ascii="游ゴシック" w:eastAsia="游ゴシック" w:hAnsi="游ゴシック"/>
@@ -6811,7 +6811,7 @@
           <w:b/>
         </w:rPr>
       </w:pPr>
-      <w:bookmarkStart w:id="19" w:name="_Toc230355020"/>
+      <w:bookmarkStart w:id="19" w:name="_Toc230357323"/>
       <w:r>
         <w:rPr>
           <w:rFonts w:ascii="游ゴシック" w:eastAsia="游ゴシック" w:hAnsi="游ゴシック"/>
@@ -6830,7 +6830,7 @@
           <w:b/>
         </w:rPr>
       </w:pPr>
-      <w:bookmarkStart w:id="20" w:name="_Toc230355021"/>
+      <w:bookmarkStart w:id="20" w:name="_Toc230357324"/>
       <w:r>
         <w:rPr>
           <w:rFonts w:ascii="游ゴシック" w:eastAsia="游ゴシック" w:hAnsi="游ゴシック"/>
@@ -6958,7 +6958,7 @@
           <w:b/>
         </w:rPr>
       </w:pPr>
-      <w:bookmarkStart w:id="21" w:name="_Toc230355022"/>
+      <w:bookmarkStart w:id="21" w:name="_Toc230357325"/>
       <w:r>
         <w:rPr>
           <w:rFonts w:ascii="游ゴシック" w:eastAsia="游ゴシック" w:hAnsi="游ゴシック"/>
@@ -7034,7 +7034,7 @@
           <w:b/>
         </w:rPr>
       </w:pPr>
-      <w:bookmarkStart w:id="22" w:name="_Toc230355023"/>
+      <w:bookmarkStart w:id="22" w:name="_Toc230357326"/>
       <w:r>
         <w:rPr>
           <w:rFonts w:ascii="游ゴシック" w:eastAsia="游ゴシック" w:hAnsi="游ゴシック"/>
@@ -7054,7 +7054,7 @@
           <w:b/>
         </w:rPr>
       </w:pPr>
-      <w:bookmarkStart w:id="23" w:name="_Toc230355024"/>
+      <w:bookmarkStart w:id="23" w:name="_Toc230357327"/>
       <w:r>
         <w:rPr>
           <w:rFonts w:ascii="游ゴシック" w:eastAsia="游ゴシック" w:hAnsi="游ゴシック"/>
@@ -7202,7 +7202,7 @@
           <w:b/>
         </w:rPr>
       </w:pPr>
-      <w:bookmarkStart w:id="24" w:name="_Toc230355025"/>
+      <w:bookmarkStart w:id="24" w:name="_Toc230357328"/>
       <w:r>
         <w:rPr>
           <w:rFonts w:ascii="游ゴシック" w:eastAsia="游ゴシック" w:hAnsi="游ゴシック"/>
@@ -7304,7 +7304,7 @@
           <w:b/>
         </w:rPr>
       </w:pPr>
-      <w:bookmarkStart w:id="25" w:name="_Toc230355026"/>
+      <w:bookmarkStart w:id="25" w:name="_Toc230357329"/>
       <w:r>
         <w:rPr>
           <w:rFonts w:ascii="游ゴシック" w:eastAsia="游ゴシック" w:hAnsi="游ゴシック"/>
@@ -7323,7 +7323,7 @@
           <w:b/>
         </w:rPr>
       </w:pPr>
-      <w:bookmarkStart w:id="26" w:name="_Toc230355027"/>
+      <w:bookmarkStart w:id="26" w:name="_Toc230357330"/>
       <w:r>
         <w:rPr>
           <w:rFonts w:ascii="游ゴシック" w:eastAsia="游ゴシック" w:hAnsi="游ゴシック"/>
@@ -7342,7 +7342,7 @@
           <w:b/>
         </w:rPr>
       </w:pPr>
-      <w:bookmarkStart w:id="27" w:name="_Toc230355028"/>
+      <w:bookmarkStart w:id="27" w:name="_Toc230357331"/>
       <w:r>
         <w:rPr>
           <w:rFonts w:ascii="游ゴシック" w:eastAsia="游ゴシック" w:hAnsi="游ゴシック"/>
@@ -7390,7 +7390,7 @@
           <w:b/>
         </w:rPr>
       </w:pPr>
-      <w:bookmarkStart w:id="28" w:name="_Toc230355029"/>
+      <w:bookmarkStart w:id="28" w:name="_Toc230357332"/>
       <w:r>
         <w:rPr>
           <w:rFonts w:ascii="游ゴシック" w:eastAsia="游ゴシック" w:hAnsi="游ゴシック"/>
@@ -7449,7 +7449,7 @@
           <w:b/>
         </w:rPr>
       </w:pPr>
-      <w:bookmarkStart w:id="29" w:name="_Toc230355030"/>
+      <w:bookmarkStart w:id="29" w:name="_Toc230357333"/>
       <w:r>
         <w:rPr>
           <w:rFonts w:ascii="游ゴシック" w:eastAsia="游ゴシック" w:hAnsi="游ゴシック"/>
@@ -7468,7 +7468,7 @@
           <w:b/>
         </w:rPr>
       </w:pPr>
-      <w:bookmarkStart w:id="30" w:name="_Toc230355031"/>
+      <w:bookmarkStart w:id="30" w:name="_Toc230357334"/>
       <w:r>
         <w:rPr>
           <w:rFonts w:ascii="游ゴシック" w:eastAsia="游ゴシック" w:hAnsi="游ゴシック"/>
@@ -7516,7 +7516,7 @@
           <w:b/>
         </w:rPr>
       </w:pPr>
-      <w:bookmarkStart w:id="31" w:name="_Toc230355032"/>
+      <w:bookmarkStart w:id="31" w:name="_Toc230357335"/>
       <w:r>
         <w:rPr>
           <w:rFonts w:ascii="游ゴシック" w:eastAsia="游ゴシック" w:hAnsi="游ゴシック"/>
@@ -7567,7 +7567,7 @@
           <w:b/>
         </w:rPr>
       </w:pPr>
-      <w:bookmarkStart w:id="32" w:name="_Toc230355033"/>
+      <w:bookmarkStart w:id="32" w:name="_Toc230357336"/>
       <w:r>
         <w:rPr>
           <w:rFonts w:ascii="游ゴシック" w:eastAsia="游ゴシック" w:hAnsi="游ゴシック"/>
@@ -7586,7 +7586,7 @@
           <w:b/>
         </w:rPr>
       </w:pPr>
-      <w:bookmarkStart w:id="33" w:name="_Toc230355034"/>
+      <w:bookmarkStart w:id="33" w:name="_Toc230357337"/>
       <w:r>
         <w:rPr>
           <w:rFonts w:ascii="游ゴシック" w:eastAsia="游ゴシック" w:hAnsi="游ゴシック"/>
@@ -7634,7 +7634,7 @@
           <w:b/>
         </w:rPr>
       </w:pPr>
-      <w:bookmarkStart w:id="34" w:name="_Toc230355035"/>
+      <w:bookmarkStart w:id="34" w:name="_Toc230357338"/>
       <w:r>
         <w:rPr>
           <w:rFonts w:ascii="游ゴシック" w:eastAsia="游ゴシック" w:hAnsi="游ゴシック"/>
@@ -7703,7 +7703,7 @@
           <w:b/>
         </w:rPr>
       </w:pPr>
-      <w:bookmarkStart w:id="35" w:name="_Toc230355036"/>
+      <w:bookmarkStart w:id="35" w:name="_Toc230357339"/>
       <w:r>
         <w:rPr>
           <w:rFonts w:ascii="游ゴシック" w:eastAsia="游ゴシック" w:hAnsi="游ゴシック"/>
@@ -7722,7 +7722,7 @@
           <w:b/>
         </w:rPr>
       </w:pPr>
-      <w:bookmarkStart w:id="36" w:name="_Toc230355037"/>
+      <w:bookmarkStart w:id="36" w:name="_Toc230357340"/>
       <w:r>
         <w:rPr>
           <w:rFonts w:ascii="游ゴシック" w:eastAsia="游ゴシック" w:hAnsi="游ゴシック"/>
@@ -7789,7 +7789,7 @@
           <w:b/>
         </w:rPr>
       </w:pPr>
-      <w:bookmarkStart w:id="37" w:name="_Toc230355038"/>
+      <w:bookmarkStart w:id="37" w:name="_Toc230357341"/>
       <w:r>
         <w:rPr>
           <w:rFonts w:ascii="游ゴシック" w:eastAsia="游ゴシック" w:hAnsi="游ゴシック"/>
@@ -7873,7 +7873,7 @@
           <w:b/>
         </w:rPr>
       </w:pPr>
-      <w:bookmarkStart w:id="38" w:name="_Toc230355039"/>
+      <w:bookmarkStart w:id="38" w:name="_Toc230357342"/>
       <w:r>
         <w:rPr>
           <w:rFonts w:ascii="游ゴシック" w:eastAsia="游ゴシック" w:hAnsi="游ゴシック"/>
@@ -7892,7 +7892,7 @@
           <w:b/>
         </w:rPr>
       </w:pPr>
-      <w:bookmarkStart w:id="39" w:name="_Toc230355040"/>
+      <w:bookmarkStart w:id="39" w:name="_Toc230357343"/>
       <w:r>
         <w:rPr>
           <w:rFonts w:ascii="游ゴシック" w:eastAsia="游ゴシック" w:hAnsi="游ゴシック"/>
@@ -7932,7 +7932,7 @@
           <w:b/>
         </w:rPr>
       </w:pPr>
-      <w:bookmarkStart w:id="40" w:name="_Toc230355041"/>
+      <w:bookmarkStart w:id="40" w:name="_Toc230357344"/>
       <w:r>
         <w:rPr>
           <w:rFonts w:ascii="游ゴシック" w:eastAsia="游ゴシック" w:hAnsi="游ゴシック"/>
@@ -7995,7 +7995,7 @@
           <w:b/>
         </w:rPr>
       </w:pPr>
-      <w:bookmarkStart w:id="41" w:name="_Toc230355042"/>
+      <w:bookmarkStart w:id="41" w:name="_Toc230357345"/>
       <w:r>
         <w:rPr>
           <w:rFonts w:ascii="游ゴシック" w:eastAsia="游ゴシック" w:hAnsi="游ゴシック"/>
@@ -8014,7 +8014,7 @@
           <w:b/>
         </w:rPr>
       </w:pPr>
-      <w:bookmarkStart w:id="42" w:name="_Toc230355043"/>
+      <w:bookmarkStart w:id="42" w:name="_Toc230357346"/>
       <w:r>
         <w:rPr>
           <w:rFonts w:ascii="游ゴシック" w:eastAsia="游ゴシック" w:hAnsi="游ゴシック"/>
@@ -8033,7 +8033,7 @@
           <w:b/>
         </w:rPr>
       </w:pPr>
-      <w:bookmarkStart w:id="43" w:name="_Toc230355044"/>
+      <w:bookmarkStart w:id="43" w:name="_Toc230357347"/>
       <w:r>
         <w:rPr>
           <w:rFonts w:ascii="游ゴシック" w:eastAsia="游ゴシック" w:hAnsi="游ゴシック"/>
@@ -8073,7 +8073,7 @@
           <w:b/>
         </w:rPr>
       </w:pPr>
-      <w:bookmarkStart w:id="44" w:name="_Toc230355045"/>
+      <w:bookmarkStart w:id="44" w:name="_Toc230357348"/>
       <w:r>
         <w:rPr>
           <w:rFonts w:ascii="游ゴシック" w:eastAsia="游ゴシック" w:hAnsi="游ゴシック"/>
@@ -8120,7 +8120,7 @@
           <w:b/>
         </w:rPr>
       </w:pPr>
-      <w:bookmarkStart w:id="45" w:name="_Toc230355046"/>
+      <w:bookmarkStart w:id="45" w:name="_Toc230357349"/>
       <w:r>
         <w:rPr>
           <w:rFonts w:ascii="游ゴシック" w:eastAsia="游ゴシック" w:hAnsi="游ゴシック"/>
@@ -8139,7 +8139,7 @@
           <w:b/>
         </w:rPr>
       </w:pPr>
-      <w:bookmarkStart w:id="46" w:name="_Toc230355047"/>
+      <w:bookmarkStart w:id="46" w:name="_Toc230357350"/>
       <w:r>
         <w:rPr>
           <w:rFonts w:ascii="游ゴシック" w:eastAsia="游ゴシック" w:hAnsi="游ゴシック"/>
@@ -8207,7 +8207,7 @@
           <w:b/>
         </w:rPr>
       </w:pPr>
-      <w:bookmarkStart w:id="47" w:name="_Toc230355048"/>
+      <w:bookmarkStart w:id="47" w:name="_Toc230357351"/>
       <w:r>
         <w:rPr>
           <w:rFonts w:ascii="游ゴシック" w:eastAsia="游ゴシック" w:hAnsi="游ゴシック"/>
@@ -8264,7 +8264,7 @@
           <w:b/>
         </w:rPr>
       </w:pPr>
-      <w:bookmarkStart w:id="48" w:name="_Toc230355049"/>
+      <w:bookmarkStart w:id="48" w:name="_Toc230357352"/>
       <w:r>
         <w:rPr>
           <w:rFonts w:ascii="游ゴシック" w:eastAsia="游ゴシック" w:hAnsi="游ゴシック"/>
@@ -8283,7 +8283,7 @@
           <w:b/>
         </w:rPr>
       </w:pPr>
-      <w:bookmarkStart w:id="49" w:name="_Toc230355050"/>
+      <w:bookmarkStart w:id="49" w:name="_Toc230357353"/>
       <w:r>
         <w:rPr>
           <w:rFonts w:ascii="游ゴシック" w:eastAsia="游ゴシック" w:hAnsi="游ゴシック"/>
@@ -8302,7 +8302,7 @@
           <w:b/>
         </w:rPr>
       </w:pPr>
-      <w:bookmarkStart w:id="50" w:name="_Toc230355051"/>
+      <w:bookmarkStart w:id="50" w:name="_Toc230357354"/>
       <w:r>
         <w:rPr>
           <w:rFonts w:ascii="游ゴシック" w:eastAsia="游ゴシック" w:hAnsi="游ゴシック"/>
@@ -8498,7 +8498,7 @@
           <w:b/>
         </w:rPr>
       </w:pPr>
-      <w:bookmarkStart w:id="51" w:name="_Toc230355052"/>
+      <w:bookmarkStart w:id="51" w:name="_Toc230357355"/>
       <w:r>
         <w:rPr>
           <w:rFonts w:ascii="游ゴシック" w:eastAsia="游ゴシック" w:hAnsi="游ゴシック"/>
@@ -8659,7 +8659,7 @@
           <w:b/>
         </w:rPr>
       </w:pPr>
-      <w:bookmarkStart w:id="52" w:name="_Toc230355053"/>
+      <w:bookmarkStart w:id="52" w:name="_Toc230357356"/>
       <w:r>
         <w:rPr>
           <w:rFonts w:ascii="游ゴシック" w:eastAsia="游ゴシック" w:hAnsi="游ゴシック"/>
@@ -8678,7 +8678,7 @@
           <w:b/>
         </w:rPr>
       </w:pPr>
-      <w:bookmarkStart w:id="53" w:name="_Toc230355054"/>
+      <w:bookmarkStart w:id="53" w:name="_Toc230357357"/>
       <w:r>
         <w:rPr>
           <w:rFonts w:ascii="游ゴシック" w:eastAsia="游ゴシック" w:hAnsi="游ゴシック"/>
@@ -8838,7 +8838,7 @@
           <w:b/>
         </w:rPr>
       </w:pPr>
-      <w:bookmarkStart w:id="54" w:name="_Toc230355055"/>
+      <w:bookmarkStart w:id="54" w:name="_Toc230357358"/>
       <w:r>
         <w:rPr>
           <w:rFonts w:ascii="游ゴシック" w:eastAsia="游ゴシック" w:hAnsi="游ゴシック"/>
@@ -8969,7 +8969,7 @@
           <w:b/>
         </w:rPr>
       </w:pPr>
-      <w:bookmarkStart w:id="55" w:name="_Toc230355056"/>
+      <w:bookmarkStart w:id="55" w:name="_Toc230357359"/>
       <w:r>
         <w:rPr>
           <w:rFonts w:ascii="游ゴシック" w:eastAsia="游ゴシック" w:hAnsi="游ゴシック"/>
@@ -8988,7 +8988,7 @@
           <w:b/>
         </w:rPr>
       </w:pPr>
-      <w:bookmarkStart w:id="56" w:name="_Toc230355057"/>
+      <w:bookmarkStart w:id="56" w:name="_Toc230357360"/>
       <w:r>
         <w:rPr>
           <w:rFonts w:ascii="游ゴシック" w:eastAsia="游ゴシック" w:hAnsi="游ゴシック"/>
@@ -9148,7 +9148,7 @@
           <w:b/>
         </w:rPr>
       </w:pPr>
-      <w:bookmarkStart w:id="57" w:name="_Toc230355058"/>
+      <w:bookmarkStart w:id="57" w:name="_Toc230357361"/>
       <w:r>
         <w:rPr>
           <w:rFonts w:ascii="游ゴシック" w:eastAsia="游ゴシック" w:hAnsi="游ゴシック"/>
@@ -9303,7 +9303,7 @@
           <w:b/>
         </w:rPr>
       </w:pPr>
-      <w:bookmarkStart w:id="58" w:name="_Toc230355059"/>
+      <w:bookmarkStart w:id="58" w:name="_Toc230357362"/>
       <w:r>
         <w:rPr>
           <w:rFonts w:ascii="游ゴシック" w:eastAsia="游ゴシック" w:hAnsi="游ゴシック"/>
@@ -9350,7 +9350,7 @@
           <w:b/>
         </w:rPr>
       </w:pPr>
-      <w:bookmarkStart w:id="59" w:name="_Toc230355060"/>
+      <w:bookmarkStart w:id="59" w:name="_Toc230357363"/>
       <w:r>
         <w:rPr>
           <w:rFonts w:ascii="游ゴシック" w:eastAsia="游ゴシック" w:hAnsi="游ゴシック"/>
@@ -9369,7 +9369,7 @@
           <w:b/>
         </w:rPr>
       </w:pPr>
-      <w:bookmarkStart w:id="60" w:name="_Toc230355061"/>
+      <w:bookmarkStart w:id="60" w:name="_Toc230357364"/>
       <w:r>
         <w:rPr>
           <w:rFonts w:ascii="游ゴシック" w:eastAsia="游ゴシック" w:hAnsi="游ゴシック"/>
@@ -9701,7 +9701,7 @@
           <w:b/>
         </w:rPr>
       </w:pPr>
-      <w:bookmarkStart w:id="61" w:name="_Toc230355062"/>
+      <w:bookmarkStart w:id="61" w:name="_Toc230357365"/>
       <w:r>
         <w:rPr>
           <w:rFonts w:ascii="游ゴシック" w:eastAsia="游ゴシック" w:hAnsi="游ゴシック"/>
@@ -9988,7 +9988,7 @@
           <w:b/>
         </w:rPr>
       </w:pPr>
-      <w:bookmarkStart w:id="62" w:name="_Toc230355063"/>
+      <w:bookmarkStart w:id="62" w:name="_Toc230357366"/>
       <w:r>
         <w:rPr>
           <w:rFonts w:ascii="游ゴシック" w:eastAsia="游ゴシック" w:hAnsi="游ゴシック"/>
@@ -10007,7 +10007,7 @@
           <w:b/>
         </w:rPr>
       </w:pPr>
-      <w:bookmarkStart w:id="63" w:name="_Toc230355064"/>
+      <w:bookmarkStart w:id="63" w:name="_Toc230357367"/>
       <w:r>
         <w:rPr>
           <w:rFonts w:ascii="游ゴシック" w:eastAsia="游ゴシック" w:hAnsi="游ゴシック"/>
@@ -10107,7 +10107,7 @@
           <w:b/>
         </w:rPr>
       </w:pPr>
-      <w:bookmarkStart w:id="64" w:name="_Toc230355065"/>
+      <w:bookmarkStart w:id="64" w:name="_Toc230357368"/>
       <w:r>
         <w:rPr>
           <w:rFonts w:ascii="游ゴシック" w:eastAsia="游ゴシック" w:hAnsi="游ゴシック"/>
@@ -10189,7 +10189,7 @@
           <w:b/>
         </w:rPr>
       </w:pPr>
-      <w:bookmarkStart w:id="65" w:name="_Toc230355066"/>
+      <w:bookmarkStart w:id="65" w:name="_Toc230357369"/>
       <w:r>
         <w:rPr>
           <w:rFonts w:ascii="游ゴシック" w:eastAsia="游ゴシック" w:hAnsi="游ゴシック"/>
@@ -10208,7 +10208,7 @@
           <w:b/>
         </w:rPr>
       </w:pPr>
-      <w:bookmarkStart w:id="66" w:name="_Toc230355067"/>
+      <w:bookmarkStart w:id="66" w:name="_Toc230357370"/>
       <w:r>
         <w:rPr>
           <w:rFonts w:ascii="游ゴシック" w:eastAsia="游ゴシック" w:hAnsi="游ゴシック"/>
@@ -10368,7 +10368,7 @@
           <w:b/>
         </w:rPr>
       </w:pPr>
-      <w:bookmarkStart w:id="67" w:name="_Toc230355068"/>
+      <w:bookmarkStart w:id="67" w:name="_Toc230357371"/>
       <w:r>
         <w:rPr>
           <w:rFonts w:ascii="游ゴシック" w:eastAsia="游ゴシック" w:hAnsi="游ゴシック"/>
@@ -10746,7 +10746,7 @@
           <w:b/>
         </w:rPr>
       </w:pPr>
-      <w:bookmarkStart w:id="68" w:name="_Toc230355069"/>
+      <w:bookmarkStart w:id="68" w:name="_Toc230357372"/>
       <w:r>
         <w:rPr>
           <w:rFonts w:ascii="游ゴシック" w:eastAsia="游ゴシック" w:hAnsi="游ゴシック"/>
@@ -11254,7 +11254,7 @@
           <w:b/>
         </w:rPr>
       </w:pPr>
-      <w:bookmarkStart w:id="69" w:name="_Toc230355070"/>
+      <w:bookmarkStart w:id="69" w:name="_Toc230357373"/>
       <w:r>
         <w:rPr>
           <w:rFonts w:ascii="游ゴシック" w:eastAsia="游ゴシック" w:hAnsi="游ゴシック"/>
@@ -11703,7 +11703,7 @@
           <w:b/>
         </w:rPr>
       </w:pPr>
-      <w:bookmarkStart w:id="70" w:name="_Toc230355071"/>
+      <w:bookmarkStart w:id="70" w:name="_Toc230357374"/>
       <w:r>
         <w:rPr>
           <w:rFonts w:ascii="游ゴシック" w:eastAsia="游ゴシック" w:hAnsi="游ゴシック"/>
@@ -12688,7 +12688,7 @@
     <w:link w:val="10"/>
     <w:uiPriority w:val="9"/>
     <w:qFormat/>
-    <w:rsid w:val="00610FDA"/>
+    <w:rsid w:val="000F33D8"/>
     <w:pPr>
       <w:keepNext/>
       <w:keepLines/>
@@ -12710,7 +12710,7 @@
     <w:uiPriority w:val="9"/>
     <w:unhideWhenUsed/>
     <w:qFormat/>
-    <w:rsid w:val="00610FDA"/>
+    <w:rsid w:val="000F33D8"/>
     <w:pPr>
       <w:keepNext/>
       <w:keepLines/>
@@ -12732,7 +12732,7 @@
     <w:uiPriority w:val="9"/>
     <w:unhideWhenUsed/>
     <w:qFormat/>
-    <w:rsid w:val="00610FDA"/>
+    <w:rsid w:val="000F33D8"/>
     <w:pPr>
       <w:keepNext/>
       <w:keepLines/>
@@ -12754,7 +12754,7 @@
     <w:semiHidden/>
     <w:unhideWhenUsed/>
     <w:qFormat/>
-    <w:rsid w:val="00610FDA"/>
+    <w:rsid w:val="000F33D8"/>
     <w:pPr>
       <w:keepNext/>
       <w:keepLines/>
@@ -12775,7 +12775,7 @@
     <w:semiHidden/>
     <w:unhideWhenUsed/>
     <w:qFormat/>
-    <w:rsid w:val="00610FDA"/>
+    <w:rsid w:val="000F33D8"/>
     <w:pPr>
       <w:keepNext/>
       <w:keepLines/>
@@ -12797,7 +12797,7 @@
     <w:semiHidden/>
     <w:unhideWhenUsed/>
     <w:qFormat/>
-    <w:rsid w:val="00610FDA"/>
+    <w:rsid w:val="000F33D8"/>
     <w:pPr>
       <w:keepNext/>
       <w:keepLines/>
@@ -12819,7 +12819,7 @@
     <w:semiHidden/>
     <w:unhideWhenUsed/>
     <w:qFormat/>
-    <w:rsid w:val="00610FDA"/>
+    <w:rsid w:val="000F33D8"/>
     <w:pPr>
       <w:keepNext/>
       <w:keepLines/>
@@ -12841,7 +12841,7 @@
     <w:semiHidden/>
     <w:unhideWhenUsed/>
     <w:qFormat/>
-    <w:rsid w:val="00610FDA"/>
+    <w:rsid w:val="000F33D8"/>
     <w:pPr>
       <w:keepNext/>
       <w:keepLines/>
@@ -12863,7 +12863,7 @@
     <w:semiHidden/>
     <w:unhideWhenUsed/>
     <w:qFormat/>
-    <w:rsid w:val="00610FDA"/>
+    <w:rsid w:val="000F33D8"/>
     <w:pPr>
       <w:keepNext/>
       <w:keepLines/>
@@ -12908,7 +12908,7 @@
     <w:basedOn w:val="a0"/>
     <w:link w:val="1"/>
     <w:uiPriority w:val="9"/>
-    <w:rsid w:val="00610FDA"/>
+    <w:rsid w:val="000F33D8"/>
     <w:rPr>
       <w:rFonts w:asciiTheme="majorHAnsi" w:eastAsiaTheme="majorEastAsia" w:hAnsiTheme="majorHAnsi" w:cstheme="majorBidi"/>
       <w:color w:val="000000" w:themeColor="text1"/>
@@ -12921,7 +12921,7 @@
     <w:basedOn w:val="a0"/>
     <w:link w:val="2"/>
     <w:uiPriority w:val="9"/>
-    <w:rsid w:val="00610FDA"/>
+    <w:rsid w:val="000F33D8"/>
     <w:rPr>
       <w:rFonts w:asciiTheme="majorHAnsi" w:eastAsiaTheme="majorEastAsia" w:hAnsiTheme="majorHAnsi" w:cstheme="majorBidi"/>
       <w:color w:val="000000" w:themeColor="text1"/>
@@ -12934,7 +12934,7 @@
     <w:basedOn w:val="a0"/>
     <w:link w:val="3"/>
     <w:uiPriority w:val="9"/>
-    <w:rsid w:val="00610FDA"/>
+    <w:rsid w:val="000F33D8"/>
     <w:rPr>
       <w:rFonts w:asciiTheme="majorHAnsi" w:eastAsiaTheme="majorEastAsia" w:hAnsiTheme="majorHAnsi" w:cstheme="majorBidi"/>
       <w:color w:val="000000" w:themeColor="text1"/>
@@ -12947,7 +12947,7 @@
     <w:link w:val="4"/>
     <w:uiPriority w:val="9"/>
     <w:semiHidden/>
-    <w:rsid w:val="00610FDA"/>
+    <w:rsid w:val="000F33D8"/>
     <w:rPr>
       <w:rFonts w:asciiTheme="majorHAnsi" w:eastAsiaTheme="majorEastAsia" w:hAnsiTheme="majorHAnsi" w:cstheme="majorBidi"/>
       <w:color w:val="000000" w:themeColor="text1"/>
@@ -12959,7 +12959,7 @@
     <w:link w:val="5"/>
     <w:uiPriority w:val="9"/>
     <w:semiHidden/>
-    <w:rsid w:val="00610FDA"/>
+    <w:rsid w:val="000F33D8"/>
     <w:rPr>
       <w:rFonts w:asciiTheme="majorHAnsi" w:eastAsiaTheme="majorEastAsia" w:hAnsiTheme="majorHAnsi" w:cstheme="majorBidi"/>
       <w:color w:val="000000" w:themeColor="text1"/>
@@ -12971,7 +12971,7 @@
     <w:link w:val="6"/>
     <w:uiPriority w:val="9"/>
     <w:semiHidden/>
-    <w:rsid w:val="00610FDA"/>
+    <w:rsid w:val="000F33D8"/>
     <w:rPr>
       <w:rFonts w:asciiTheme="majorHAnsi" w:eastAsiaTheme="majorEastAsia" w:hAnsiTheme="majorHAnsi" w:cstheme="majorBidi"/>
       <w:color w:val="000000" w:themeColor="text1"/>
@@ -12983,7 +12983,7 @@
     <w:link w:val="7"/>
     <w:uiPriority w:val="9"/>
     <w:semiHidden/>
-    <w:rsid w:val="00610FDA"/>
+    <w:rsid w:val="000F33D8"/>
     <w:rPr>
       <w:rFonts w:asciiTheme="majorHAnsi" w:eastAsiaTheme="majorEastAsia" w:hAnsiTheme="majorHAnsi" w:cstheme="majorBidi"/>
       <w:color w:val="000000" w:themeColor="text1"/>
@@ -12995,7 +12995,7 @@
     <w:link w:val="8"/>
     <w:uiPriority w:val="9"/>
     <w:semiHidden/>
-    <w:rsid w:val="00610FDA"/>
+    <w:rsid w:val="000F33D8"/>
     <w:rPr>
       <w:rFonts w:asciiTheme="majorHAnsi" w:eastAsiaTheme="majorEastAsia" w:hAnsiTheme="majorHAnsi" w:cstheme="majorBidi"/>
       <w:color w:val="000000" w:themeColor="text1"/>
@@ -13007,7 +13007,7 @@
     <w:link w:val="9"/>
     <w:uiPriority w:val="9"/>
     <w:semiHidden/>
-    <w:rsid w:val="00610FDA"/>
+    <w:rsid w:val="000F33D8"/>
     <w:rPr>
       <w:rFonts w:asciiTheme="majorHAnsi" w:eastAsiaTheme="majorEastAsia" w:hAnsiTheme="majorHAnsi" w:cstheme="majorBidi"/>
       <w:color w:val="000000" w:themeColor="text1"/>
@@ -13020,7 +13020,7 @@
     <w:link w:val="a4"/>
     <w:uiPriority w:val="10"/>
     <w:qFormat/>
-    <w:rsid w:val="00610FDA"/>
+    <w:rsid w:val="000F33D8"/>
     <w:pPr>
       <w:spacing w:after="80"/>
       <w:contextualSpacing/>
@@ -13039,7 +13039,7 @@
     <w:basedOn w:val="a0"/>
     <w:link w:val="a3"/>
     <w:uiPriority w:val="10"/>
-    <w:rsid w:val="00610FDA"/>
+    <w:rsid w:val="000F33D8"/>
     <w:rPr>
       <w:rFonts w:asciiTheme="majorHAnsi" w:eastAsiaTheme="majorEastAsia" w:hAnsiTheme="majorHAnsi" w:cstheme="majorBidi"/>
       <w:spacing w:val="-10"/>
@@ -13055,7 +13055,7 @@
     <w:link w:val="a6"/>
     <w:uiPriority w:val="11"/>
     <w:qFormat/>
-    <w:rsid w:val="00610FDA"/>
+    <w:rsid w:val="000F33D8"/>
     <w:pPr>
       <w:numPr>
         <w:ilvl w:val="1"/>
@@ -13076,7 +13076,7 @@
     <w:basedOn w:val="a0"/>
     <w:link w:val="a5"/>
     <w:uiPriority w:val="11"/>
-    <w:rsid w:val="00610FDA"/>
+    <w:rsid w:val="000F33D8"/>
     <w:rPr>
       <w:rFonts w:asciiTheme="majorHAnsi" w:eastAsiaTheme="majorEastAsia" w:hAnsiTheme="majorHAnsi" w:cstheme="majorBidi"/>
       <w:color w:val="595959" w:themeColor="text1" w:themeTint="A6"/>
@@ -13092,7 +13092,7 @@
     <w:link w:val="a8"/>
     <w:uiPriority w:val="29"/>
     <w:qFormat/>
-    <w:rsid w:val="00610FDA"/>
+    <w:rsid w:val="000F33D8"/>
     <w:pPr>
       <w:spacing w:before="160" w:after="160"/>
       <w:jc w:val="center"/>
@@ -13108,7 +13108,7 @@
     <w:basedOn w:val="a0"/>
     <w:link w:val="a7"/>
     <w:uiPriority w:val="29"/>
-    <w:rsid w:val="00610FDA"/>
+    <w:rsid w:val="000F33D8"/>
     <w:rPr>
       <w:i/>
       <w:iCs/>
@@ -13120,7 +13120,7 @@
     <w:basedOn w:val="a"/>
     <w:uiPriority w:val="34"/>
     <w:qFormat/>
-    <w:rsid w:val="00610FDA"/>
+    <w:rsid w:val="000F33D8"/>
     <w:pPr>
       <w:ind w:left="720"/>
       <w:contextualSpacing/>
@@ -13131,7 +13131,7 @@
     <w:basedOn w:val="a0"/>
     <w:uiPriority w:val="21"/>
     <w:qFormat/>
-    <w:rsid w:val="00610FDA"/>
+    <w:rsid w:val="000F33D8"/>
     <w:rPr>
       <w:i/>
       <w:iCs/>
@@ -13145,7 +13145,7 @@
     <w:link w:val="23"/>
     <w:uiPriority w:val="30"/>
     <w:qFormat/>
-    <w:rsid w:val="00610FDA"/>
+    <w:rsid w:val="000F33D8"/>
     <w:pPr>
       <w:pBdr>
         <w:top w:val="single" w:sz="4" w:space="10" w:color="0F4761" w:themeColor="accent1" w:themeShade="BF"/>
@@ -13166,7 +13166,7 @@
     <w:basedOn w:val="a0"/>
     <w:link w:val="22"/>
     <w:uiPriority w:val="30"/>
-    <w:rsid w:val="00610FDA"/>
+    <w:rsid w:val="000F33D8"/>
     <w:rPr>
       <w:i/>
       <w:iCs/>
@@ -13178,7 +13178,7 @@
     <w:basedOn w:val="a0"/>
     <w:uiPriority w:val="32"/>
     <w:qFormat/>
-    <w:rsid w:val="00610FDA"/>
+    <w:rsid w:val="000F33D8"/>
     <w:rPr>
       <w:b/>
       <w:bCs/>
@@ -13193,7 +13193,7 @@
     <w:link w:val="ab"/>
     <w:uiPriority w:val="99"/>
     <w:unhideWhenUsed/>
-    <w:rsid w:val="00610FDA"/>
+    <w:rsid w:val="000F33D8"/>
     <w:pPr>
       <w:tabs>
         <w:tab w:val="center" w:pos="4252"/>
@@ -13207,7 +13207,7 @@
     <w:basedOn w:val="a0"/>
     <w:link w:val="aa"/>
     <w:uiPriority w:val="99"/>
-    <w:rsid w:val="00610FDA"/>
+    <w:rsid w:val="000F33D8"/>
   </w:style>
   <w:style w:type="paragraph" w:styleId="ac">
     <w:name w:val="footer"/>
@@ -13215,7 +13215,7 @@
     <w:link w:val="ad"/>
     <w:uiPriority w:val="99"/>
     <w:unhideWhenUsed/>
-    <w:rsid w:val="00610FDA"/>
+    <w:rsid w:val="000F33D8"/>
     <w:pPr>
       <w:tabs>
         <w:tab w:val="center" w:pos="4252"/>
@@ -13229,7 +13229,7 @@
     <w:basedOn w:val="a0"/>
     <w:link w:val="ac"/>
     <w:uiPriority w:val="99"/>
-    <w:rsid w:val="00610FDA"/>
+    <w:rsid w:val="000F33D8"/>
   </w:style>
   <w:style w:type="paragraph" w:styleId="11">
     <w:name w:val="toc 1"/>
@@ -13238,7 +13238,7 @@
     <w:autoRedefine/>
     <w:uiPriority w:val="39"/>
     <w:unhideWhenUsed/>
-    <w:rsid w:val="00610FDA"/>
+    <w:rsid w:val="000F33D8"/>
   </w:style>
   <w:style w:type="paragraph" w:styleId="25">
     <w:name w:val="toc 2"/>
@@ -13247,7 +13247,7 @@
     <w:autoRedefine/>
     <w:uiPriority w:val="39"/>
     <w:unhideWhenUsed/>
-    <w:rsid w:val="00610FDA"/>
+    <w:rsid w:val="000F33D8"/>
     <w:pPr>
       <w:ind w:leftChars="100" w:left="210"/>
     </w:pPr>
@@ -13259,7 +13259,7 @@
     <w:autoRedefine/>
     <w:uiPriority w:val="39"/>
     <w:unhideWhenUsed/>
-    <w:rsid w:val="00610FDA"/>
+    <w:rsid w:val="000F33D8"/>
     <w:pPr>
       <w:ind w:leftChars="200" w:left="420"/>
     </w:pPr>

--- a/out/AsciiDocToWord.docx
+++ b/out/AsciiDocToWord.docx
@@ -10,7 +10,7 @@
         <mc:AlternateContent>
           <mc:Choice Requires="wps">
             <w:drawing>
-              <wp:anchor distT="0" distB="0" distL="114300" distR="114300" simplePos="0" relativeHeight="251661312" behindDoc="0" locked="0" layoutInCell="1" allowOverlap="1" wp14:anchorId="3CB036CE" wp14:editId="7D00312D">
+              <wp:anchor distT="0" distB="0" distL="114300" distR="114300" simplePos="0" relativeHeight="251661312" behindDoc="0" locked="0" layoutInCell="1" allowOverlap="1" wp14:anchorId="294CFD5A" wp14:editId="00E80A9A">
                 <wp:simplePos x="0" y="0"/>
                 <wp:positionH relativeFrom="column">
                   <wp:posOffset>3420425</wp:posOffset>
@@ -21,7 +21,7 @@
                 <wp:extent cx="2520000" cy="900000"/>
                 <wp:effectExtent l="0" t="0" r="13970" b="14605"/>
                 <wp:wrapNone/>
-                <wp:docPr id="1108889700" name="テキスト ボックス 3"/>
+                <wp:docPr id="2024217110" name="テキスト ボックス 3"/>
                 <wp:cNvGraphicFramePr/>
                 <a:graphic xmlns:a="http://schemas.openxmlformats.org/drawingml/2006/main">
                   <a:graphicData uri="http://schemas.microsoft.com/office/word/2010/wordprocessingShape">
@@ -199,7 +199,7 @@
           </mc:Choice>
           <mc:Fallback>
             <w:pict>
-              <v:shapetype w14:anchorId="3CB036CE" id="_x0000_t202" coordsize="21600,21600" o:spt="202" path="m,l,21600r21600,l21600,xe">
+              <v:shapetype w14:anchorId="294CFD5A" id="_x0000_t202" coordsize="21600,21600" o:spt="202" path="m,l,21600r21600,l21600,xe">
                 <v:stroke joinstyle="miter"/>
                 <v:path gradientshapeok="t" o:connecttype="rect"/>
               </v:shapetype>
@@ -353,7 +353,7 @@
         <mc:AlternateContent>
           <mc:Choice Requires="wps">
             <w:drawing>
-              <wp:anchor distT="0" distB="0" distL="114300" distR="114300" simplePos="0" relativeHeight="251660288" behindDoc="0" locked="0" layoutInCell="1" allowOverlap="1" wp14:anchorId="271AC75B" wp14:editId="18573AF5">
+              <wp:anchor distT="0" distB="0" distL="114300" distR="114300" simplePos="0" relativeHeight="251660288" behindDoc="0" locked="0" layoutInCell="1" allowOverlap="1" wp14:anchorId="00923FD2" wp14:editId="3D08C1DB">
                 <wp:simplePos x="0" y="0"/>
                 <wp:positionH relativeFrom="column">
                   <wp:posOffset>2880360</wp:posOffset>
@@ -364,7 +364,7 @@
                 <wp:extent cx="2520000" cy="900000"/>
                 <wp:effectExtent l="0" t="0" r="13970" b="14605"/>
                 <wp:wrapNone/>
-                <wp:docPr id="1631688402" name="テキスト ボックス 2"/>
+                <wp:docPr id="1491399633" name="テキスト ボックス 2"/>
                 <wp:cNvGraphicFramePr/>
                 <a:graphic xmlns:a="http://schemas.openxmlformats.org/drawingml/2006/main">
                   <a:graphicData uri="http://schemas.microsoft.com/office/word/2010/wordprocessingShape">
@@ -486,7 +486,7 @@
           </mc:Choice>
           <mc:Fallback>
             <w:pict>
-              <v:shape w14:anchorId="271AC75B" id="テキスト ボックス 2" o:spid="_x0000_s1027" type="#_x0000_t202" style="position:absolute;margin-left:226.8pt;margin-top:326pt;width:198.45pt;height:70.85pt;z-index:251660288;visibility:visible;mso-wrap-style:square;mso-wrap-distance-left:9pt;mso-wrap-distance-top:0;mso-wrap-distance-right:9pt;mso-wrap-distance-bottom:0;mso-position-horizontal:absolute;mso-position-horizontal-relative:text;mso-position-vertical:absolute;mso-position-vertical-relative:text;v-text-anchor:top" o:gfxdata="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" filled="f" stroked="f" strokeweight=".5pt">
+              <v:shape w14:anchorId="00923FD2" id="テキスト ボックス 2" o:spid="_x0000_s1027" type="#_x0000_t202" style="position:absolute;margin-left:226.8pt;margin-top:326pt;width:198.45pt;height:70.85pt;z-index:251660288;visibility:visible;mso-wrap-style:square;mso-wrap-distance-left:9pt;mso-wrap-distance-top:0;mso-wrap-distance-right:9pt;mso-wrap-distance-bottom:0;mso-position-horizontal:absolute;mso-position-horizontal-relative:text;mso-position-vertical:absolute;mso-position-vertical-relative:text;v-text-anchor:top" o:gfxdata="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" filled="f" stroked="f" strokeweight=".5pt">
                 <v:fill o:detectmouseclick="t"/>
                 <v:textbox inset="0,0,0,0">
                   <w:txbxContent>
@@ -580,7 +580,7 @@
         <mc:AlternateContent>
           <mc:Choice Requires="wps">
             <w:drawing>
-              <wp:anchor distT="0" distB="0" distL="114300" distR="114300" simplePos="0" relativeHeight="251659264" behindDoc="0" locked="0" layoutInCell="1" allowOverlap="1" wp14:anchorId="17110872" wp14:editId="3303492E">
+              <wp:anchor distT="0" distB="0" distL="114300" distR="114300" simplePos="0" relativeHeight="251659264" behindDoc="0" locked="0" layoutInCell="1" allowOverlap="1" wp14:anchorId="1F9B5107" wp14:editId="43453271">
                 <wp:simplePos x="0" y="0"/>
                 <wp:positionH relativeFrom="column">
                   <wp:posOffset>360360</wp:posOffset>
@@ -591,7 +591,7 @@
                 <wp:extent cx="5040000" cy="1620000"/>
                 <wp:effectExtent l="0" t="0" r="27305" b="18415"/>
                 <wp:wrapNone/>
-                <wp:docPr id="534259536" name="四角形: 角を丸くする 1"/>
+                <wp:docPr id="1491206094" name="四角形: 角を丸くする 1"/>
                 <wp:cNvGraphicFramePr/>
                 <a:graphic xmlns:a="http://schemas.openxmlformats.org/drawingml/2006/main">
                   <a:graphicData uri="http://schemas.microsoft.com/office/word/2010/wordprocessingShape">
@@ -694,7 +694,7 @@
           </mc:Choice>
           <mc:Fallback>
             <w:pict>
-              <v:roundrect w14:anchorId="17110872" id="四角形: 角を丸くする 1" o:spid="_x0000_s1028" style="position:absolute;margin-left:28.35pt;margin-top:184.25pt;width:396.85pt;height:127.55pt;z-index:251659264;visibility:visible;mso-wrap-style:square;mso-wrap-distance-left:9pt;mso-wrap-distance-top:0;mso-wrap-distance-right:9pt;mso-wrap-distance-bottom:0;mso-position-horizontal:absolute;mso-position-horizontal-relative:text;mso-position-vertical:absolute;mso-position-vertical-relative:text;v-text-anchor:middle" arcsize="10923f" o:gfxdata="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" filled="f" fillcolor="#156082 [3204]" strokecolor="#030e13 [484]" strokeweight="1.5pt">
+              <v:roundrect w14:anchorId="1F9B5107" id="四角形: 角を丸くする 1" o:spid="_x0000_s1028" style="position:absolute;margin-left:28.35pt;margin-top:184.25pt;width:396.85pt;height:127.55pt;z-index:251659264;visibility:visible;mso-wrap-style:square;mso-wrap-distance-left:9pt;mso-wrap-distance-top:0;mso-wrap-distance-right:9pt;mso-wrap-distance-bottom:0;mso-position-horizontal:absolute;mso-position-horizontal-relative:text;mso-position-vertical:absolute;mso-position-vertical-relative:text;v-text-anchor:middle" arcsize="10923f" o:gfxdata="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" filled="f" fillcolor="#156082 [3204]" strokecolor="#030e13 [484]" strokeweight="1.5pt">
                 <v:stroke joinstyle="miter"/>
                 <v:textbox>
                   <w:txbxContent>
@@ -758,7 +758,7 @@
           <w:b/>
         </w:rPr>
       </w:pPr>
-      <w:bookmarkStart w:id="0" w:name="_Toc230357304"/>
+      <w:bookmarkStart w:id="0" w:name="_Toc230364534"/>
       <w:r>
         <w:rPr>
           <w:rFonts w:ascii="游ゴシック" w:eastAsia="游ゴシック" w:hAnsi="游ゴシック" w:hint="eastAsia"/>
@@ -811,7 +811,7 @@
         <w:rPr>
           <w:noProof/>
         </w:rPr>
-        <w:instrText xml:space="preserve"> PAGEREF _Toc230357304 \h </w:instrText>
+        <w:instrText xml:space="preserve"> PAGEREF _Toc230364534 \h </w:instrText>
       </w:r>
       <w:r>
         <w:rPr>
@@ -871,7 +871,7 @@
         <w:rPr>
           <w:noProof/>
         </w:rPr>
-        <w:instrText xml:space="preserve"> PAGEREF _Toc230357305 \h </w:instrText>
+        <w:instrText xml:space="preserve"> PAGEREF _Toc230364535 \h </w:instrText>
       </w:r>
       <w:r>
         <w:rPr>
@@ -931,7 +931,7 @@
         <w:rPr>
           <w:noProof/>
         </w:rPr>
-        <w:instrText xml:space="preserve"> PAGEREF _Toc230357306 \h </w:instrText>
+        <w:instrText xml:space="preserve"> PAGEREF _Toc230364536 \h </w:instrText>
       </w:r>
       <w:r>
         <w:rPr>
@@ -991,7 +991,7 @@
         <w:rPr>
           <w:noProof/>
         </w:rPr>
-        <w:instrText xml:space="preserve"> PAGEREF _Toc230357307 \h </w:instrText>
+        <w:instrText xml:space="preserve"> PAGEREF _Toc230364537 \h </w:instrText>
       </w:r>
       <w:r>
         <w:rPr>
@@ -1051,7 +1051,7 @@
         <w:rPr>
           <w:noProof/>
         </w:rPr>
-        <w:instrText xml:space="preserve"> PAGEREF _Toc230357308 \h </w:instrText>
+        <w:instrText xml:space="preserve"> PAGEREF _Toc230364538 \h </w:instrText>
       </w:r>
       <w:r>
         <w:rPr>
@@ -1111,7 +1111,7 @@
         <w:rPr>
           <w:noProof/>
         </w:rPr>
-        <w:instrText xml:space="preserve"> PAGEREF _Toc230357309 \h </w:instrText>
+        <w:instrText xml:space="preserve"> PAGEREF _Toc230364539 \h </w:instrText>
       </w:r>
       <w:r>
         <w:rPr>
@@ -1171,7 +1171,7 @@
         <w:rPr>
           <w:noProof/>
         </w:rPr>
-        <w:instrText xml:space="preserve"> PAGEREF _Toc230357310 \h </w:instrText>
+        <w:instrText xml:space="preserve"> PAGEREF _Toc230364540 \h </w:instrText>
       </w:r>
       <w:r>
         <w:rPr>
@@ -1231,7 +1231,7 @@
         <w:rPr>
           <w:noProof/>
         </w:rPr>
-        <w:instrText xml:space="preserve"> PAGEREF _Toc230357311 \h </w:instrText>
+        <w:instrText xml:space="preserve"> PAGEREF _Toc230364541 \h </w:instrText>
       </w:r>
       <w:r>
         <w:rPr>
@@ -1291,7 +1291,7 @@
         <w:rPr>
           <w:noProof/>
         </w:rPr>
-        <w:instrText xml:space="preserve"> PAGEREF _Toc230357312 \h </w:instrText>
+        <w:instrText xml:space="preserve"> PAGEREF _Toc230364542 \h </w:instrText>
       </w:r>
       <w:r>
         <w:rPr>
@@ -1351,7 +1351,7 @@
         <w:rPr>
           <w:noProof/>
         </w:rPr>
-        <w:instrText xml:space="preserve"> PAGEREF _Toc230357313 \h </w:instrText>
+        <w:instrText xml:space="preserve"> PAGEREF _Toc230364543 \h </w:instrText>
       </w:r>
       <w:r>
         <w:rPr>
@@ -1411,7 +1411,7 @@
         <w:rPr>
           <w:noProof/>
         </w:rPr>
-        <w:instrText xml:space="preserve"> PAGEREF _Toc230357314 \h </w:instrText>
+        <w:instrText xml:space="preserve"> PAGEREF _Toc230364544 \h </w:instrText>
       </w:r>
       <w:r>
         <w:rPr>
@@ -1471,7 +1471,7 @@
         <w:rPr>
           <w:noProof/>
         </w:rPr>
-        <w:instrText xml:space="preserve"> PAGEREF _Toc230357315 \h </w:instrText>
+        <w:instrText xml:space="preserve"> PAGEREF _Toc230364545 \h </w:instrText>
       </w:r>
       <w:r>
         <w:rPr>
@@ -1531,7 +1531,7 @@
         <w:rPr>
           <w:noProof/>
         </w:rPr>
-        <w:instrText xml:space="preserve"> PAGEREF _Toc230357316 \h </w:instrText>
+        <w:instrText xml:space="preserve"> PAGEREF _Toc230364546 \h </w:instrText>
       </w:r>
       <w:r>
         <w:rPr>
@@ -1591,7 +1591,7 @@
         <w:rPr>
           <w:noProof/>
         </w:rPr>
-        <w:instrText xml:space="preserve"> PAGEREF _Toc230357317 \h </w:instrText>
+        <w:instrText xml:space="preserve"> PAGEREF _Toc230364547 \h </w:instrText>
       </w:r>
       <w:r>
         <w:rPr>
@@ -1651,7 +1651,7 @@
         <w:rPr>
           <w:noProof/>
         </w:rPr>
-        <w:instrText xml:space="preserve"> PAGEREF _Toc230357318 \h </w:instrText>
+        <w:instrText xml:space="preserve"> PAGEREF _Toc230364548 \h </w:instrText>
       </w:r>
       <w:r>
         <w:rPr>
@@ -1711,7 +1711,7 @@
         <w:rPr>
           <w:noProof/>
         </w:rPr>
-        <w:instrText xml:space="preserve"> PAGEREF _Toc230357319 \h </w:instrText>
+        <w:instrText xml:space="preserve"> PAGEREF _Toc230364549 \h </w:instrText>
       </w:r>
       <w:r>
         <w:rPr>
@@ -1771,7 +1771,7 @@
         <w:rPr>
           <w:noProof/>
         </w:rPr>
-        <w:instrText xml:space="preserve"> PAGEREF _Toc230357320 \h </w:instrText>
+        <w:instrText xml:space="preserve"> PAGEREF _Toc230364550 \h </w:instrText>
       </w:r>
       <w:r>
         <w:rPr>
@@ -1831,7 +1831,7 @@
         <w:rPr>
           <w:noProof/>
         </w:rPr>
-        <w:instrText xml:space="preserve"> PAGEREF _Toc230357321 \h </w:instrText>
+        <w:instrText xml:space="preserve"> PAGEREF _Toc230364551 \h </w:instrText>
       </w:r>
       <w:r>
         <w:rPr>
@@ -1891,7 +1891,7 @@
         <w:rPr>
           <w:noProof/>
         </w:rPr>
-        <w:instrText xml:space="preserve"> PAGEREF _Toc230357322 \h </w:instrText>
+        <w:instrText xml:space="preserve"> PAGEREF _Toc230364552 \h </w:instrText>
       </w:r>
       <w:r>
         <w:rPr>
@@ -1951,7 +1951,7 @@
         <w:rPr>
           <w:noProof/>
         </w:rPr>
-        <w:instrText xml:space="preserve"> PAGEREF _Toc230357323 \h </w:instrText>
+        <w:instrText xml:space="preserve"> PAGEREF _Toc230364553 \h </w:instrText>
       </w:r>
       <w:r>
         <w:rPr>
@@ -2011,7 +2011,7 @@
         <w:rPr>
           <w:noProof/>
         </w:rPr>
-        <w:instrText xml:space="preserve"> PAGEREF _Toc230357324 \h </w:instrText>
+        <w:instrText xml:space="preserve"> PAGEREF _Toc230364554 \h </w:instrText>
       </w:r>
       <w:r>
         <w:rPr>
@@ -2071,7 +2071,7 @@
         <w:rPr>
           <w:noProof/>
         </w:rPr>
-        <w:instrText xml:space="preserve"> PAGEREF _Toc230357325 \h </w:instrText>
+        <w:instrText xml:space="preserve"> PAGEREF _Toc230364555 \h </w:instrText>
       </w:r>
       <w:r>
         <w:rPr>
@@ -2131,7 +2131,7 @@
         <w:rPr>
           <w:noProof/>
         </w:rPr>
-        <w:instrText xml:space="preserve"> PAGEREF _Toc230357326 \h </w:instrText>
+        <w:instrText xml:space="preserve"> PAGEREF _Toc230364556 \h </w:instrText>
       </w:r>
       <w:r>
         <w:rPr>
@@ -2191,7 +2191,7 @@
         <w:rPr>
           <w:noProof/>
         </w:rPr>
-        <w:instrText xml:space="preserve"> PAGEREF _Toc230357327 \h </w:instrText>
+        <w:instrText xml:space="preserve"> PAGEREF _Toc230364557 \h </w:instrText>
       </w:r>
       <w:r>
         <w:rPr>
@@ -2251,7 +2251,7 @@
         <w:rPr>
           <w:noProof/>
         </w:rPr>
-        <w:instrText xml:space="preserve"> PAGEREF _Toc230357328 \h </w:instrText>
+        <w:instrText xml:space="preserve"> PAGEREF _Toc230364558 \h </w:instrText>
       </w:r>
       <w:r>
         <w:rPr>
@@ -2311,7 +2311,7 @@
         <w:rPr>
           <w:noProof/>
         </w:rPr>
-        <w:instrText xml:space="preserve"> PAGEREF _Toc230357329 \h </w:instrText>
+        <w:instrText xml:space="preserve"> PAGEREF _Toc230364559 \h </w:instrText>
       </w:r>
       <w:r>
         <w:rPr>
@@ -2371,7 +2371,7 @@
         <w:rPr>
           <w:noProof/>
         </w:rPr>
-        <w:instrText xml:space="preserve"> PAGEREF _Toc230357330 \h </w:instrText>
+        <w:instrText xml:space="preserve"> PAGEREF _Toc230364560 \h </w:instrText>
       </w:r>
       <w:r>
         <w:rPr>
@@ -2431,7 +2431,7 @@
         <w:rPr>
           <w:noProof/>
         </w:rPr>
-        <w:instrText xml:space="preserve"> PAGEREF _Toc230357331 \h </w:instrText>
+        <w:instrText xml:space="preserve"> PAGEREF _Toc230364561 \h </w:instrText>
       </w:r>
       <w:r>
         <w:rPr>
@@ -2491,7 +2491,7 @@
         <w:rPr>
           <w:noProof/>
         </w:rPr>
-        <w:instrText xml:space="preserve"> PAGEREF _Toc230357332 \h </w:instrText>
+        <w:instrText xml:space="preserve"> PAGEREF _Toc230364562 \h </w:instrText>
       </w:r>
       <w:r>
         <w:rPr>
@@ -2551,7 +2551,7 @@
         <w:rPr>
           <w:noProof/>
         </w:rPr>
-        <w:instrText xml:space="preserve"> PAGEREF _Toc230357333 \h </w:instrText>
+        <w:instrText xml:space="preserve"> PAGEREF _Toc230364563 \h </w:instrText>
       </w:r>
       <w:r>
         <w:rPr>
@@ -2611,7 +2611,7 @@
         <w:rPr>
           <w:noProof/>
         </w:rPr>
-        <w:instrText xml:space="preserve"> PAGEREF _Toc230357334 \h </w:instrText>
+        <w:instrText xml:space="preserve"> PAGEREF _Toc230364564 \h </w:instrText>
       </w:r>
       <w:r>
         <w:rPr>
@@ -2671,7 +2671,7 @@
         <w:rPr>
           <w:noProof/>
         </w:rPr>
-        <w:instrText xml:space="preserve"> PAGEREF _Toc230357335 \h </w:instrText>
+        <w:instrText xml:space="preserve"> PAGEREF _Toc230364565 \h </w:instrText>
       </w:r>
       <w:r>
         <w:rPr>
@@ -2731,7 +2731,7 @@
         <w:rPr>
           <w:noProof/>
         </w:rPr>
-        <w:instrText xml:space="preserve"> PAGEREF _Toc230357336 \h </w:instrText>
+        <w:instrText xml:space="preserve"> PAGEREF _Toc230364566 \h </w:instrText>
       </w:r>
       <w:r>
         <w:rPr>
@@ -2791,7 +2791,7 @@
         <w:rPr>
           <w:noProof/>
         </w:rPr>
-        <w:instrText xml:space="preserve"> PAGEREF _Toc230357337 \h </w:instrText>
+        <w:instrText xml:space="preserve"> PAGEREF _Toc230364567 \h </w:instrText>
       </w:r>
       <w:r>
         <w:rPr>
@@ -2851,7 +2851,7 @@
         <w:rPr>
           <w:noProof/>
         </w:rPr>
-        <w:instrText xml:space="preserve"> PAGEREF _Toc230357338 \h </w:instrText>
+        <w:instrText xml:space="preserve"> PAGEREF _Toc230364568 \h </w:instrText>
       </w:r>
       <w:r>
         <w:rPr>
@@ -2911,7 +2911,7 @@
         <w:rPr>
           <w:noProof/>
         </w:rPr>
-        <w:instrText xml:space="preserve"> PAGEREF _Toc230357339 \h </w:instrText>
+        <w:instrText xml:space="preserve"> PAGEREF _Toc230364569 \h </w:instrText>
       </w:r>
       <w:r>
         <w:rPr>
@@ -2972,7 +2972,7 @@
         <w:rPr>
           <w:noProof/>
         </w:rPr>
-        <w:instrText xml:space="preserve"> PAGEREF _Toc230357340 \h </w:instrText>
+        <w:instrText xml:space="preserve"> PAGEREF _Toc230364570 \h </w:instrText>
       </w:r>
       <w:r>
         <w:rPr>
@@ -3032,7 +3032,7 @@
         <w:rPr>
           <w:noProof/>
         </w:rPr>
-        <w:instrText xml:space="preserve"> PAGEREF _Toc230357341 \h </w:instrText>
+        <w:instrText xml:space="preserve"> PAGEREF _Toc230364571 \h </w:instrText>
       </w:r>
       <w:r>
         <w:rPr>
@@ -3092,7 +3092,7 @@
         <w:rPr>
           <w:noProof/>
         </w:rPr>
-        <w:instrText xml:space="preserve"> PAGEREF _Toc230357342 \h </w:instrText>
+        <w:instrText xml:space="preserve"> PAGEREF _Toc230364572 \h </w:instrText>
       </w:r>
       <w:r>
         <w:rPr>
@@ -3152,7 +3152,7 @@
         <w:rPr>
           <w:noProof/>
         </w:rPr>
-        <w:instrText xml:space="preserve"> PAGEREF _Toc230357343 \h </w:instrText>
+        <w:instrText xml:space="preserve"> PAGEREF _Toc230364573 \h </w:instrText>
       </w:r>
       <w:r>
         <w:rPr>
@@ -3212,7 +3212,7 @@
         <w:rPr>
           <w:noProof/>
         </w:rPr>
-        <w:instrText xml:space="preserve"> PAGEREF _Toc230357344 \h </w:instrText>
+        <w:instrText xml:space="preserve"> PAGEREF _Toc230364574 \h </w:instrText>
       </w:r>
       <w:r>
         <w:rPr>
@@ -3272,7 +3272,7 @@
         <w:rPr>
           <w:noProof/>
         </w:rPr>
-        <w:instrText xml:space="preserve"> PAGEREF _Toc230357345 \h </w:instrText>
+        <w:instrText xml:space="preserve"> PAGEREF _Toc230364575 \h </w:instrText>
       </w:r>
       <w:r>
         <w:rPr>
@@ -3332,7 +3332,7 @@
         <w:rPr>
           <w:noProof/>
         </w:rPr>
-        <w:instrText xml:space="preserve"> PAGEREF _Toc230357346 \h </w:instrText>
+        <w:instrText xml:space="preserve"> PAGEREF _Toc230364576 \h </w:instrText>
       </w:r>
       <w:r>
         <w:rPr>
@@ -3392,7 +3392,7 @@
         <w:rPr>
           <w:noProof/>
         </w:rPr>
-        <w:instrText xml:space="preserve"> PAGEREF _Toc230357347 \h </w:instrText>
+        <w:instrText xml:space="preserve"> PAGEREF _Toc230364577 \h </w:instrText>
       </w:r>
       <w:r>
         <w:rPr>
@@ -3452,7 +3452,7 @@
         <w:rPr>
           <w:noProof/>
         </w:rPr>
-        <w:instrText xml:space="preserve"> PAGEREF _Toc230357348 \h </w:instrText>
+        <w:instrText xml:space="preserve"> PAGEREF _Toc230364578 \h </w:instrText>
       </w:r>
       <w:r>
         <w:rPr>
@@ -3512,7 +3512,7 @@
         <w:rPr>
           <w:noProof/>
         </w:rPr>
-        <w:instrText xml:space="preserve"> PAGEREF _Toc230357349 \h </w:instrText>
+        <w:instrText xml:space="preserve"> PAGEREF _Toc230364579 \h </w:instrText>
       </w:r>
       <w:r>
         <w:rPr>
@@ -3572,7 +3572,7 @@
         <w:rPr>
           <w:noProof/>
         </w:rPr>
-        <w:instrText xml:space="preserve"> PAGEREF _Toc230357350 \h </w:instrText>
+        <w:instrText xml:space="preserve"> PAGEREF _Toc230364580 \h </w:instrText>
       </w:r>
       <w:r>
         <w:rPr>
@@ -3632,7 +3632,7 @@
         <w:rPr>
           <w:noProof/>
         </w:rPr>
-        <w:instrText xml:space="preserve"> PAGEREF _Toc230357351 \h </w:instrText>
+        <w:instrText xml:space="preserve"> PAGEREF _Toc230364581 \h </w:instrText>
       </w:r>
       <w:r>
         <w:rPr>
@@ -3692,7 +3692,7 @@
         <w:rPr>
           <w:noProof/>
         </w:rPr>
-        <w:instrText xml:space="preserve"> PAGEREF _Toc230357352 \h </w:instrText>
+        <w:instrText xml:space="preserve"> PAGEREF _Toc230364582 \h </w:instrText>
       </w:r>
       <w:r>
         <w:rPr>
@@ -3752,7 +3752,7 @@
         <w:rPr>
           <w:noProof/>
         </w:rPr>
-        <w:instrText xml:space="preserve"> PAGEREF _Toc230357353 \h </w:instrText>
+        <w:instrText xml:space="preserve"> PAGEREF _Toc230364583 \h </w:instrText>
       </w:r>
       <w:r>
         <w:rPr>
@@ -3812,7 +3812,7 @@
         <w:rPr>
           <w:noProof/>
         </w:rPr>
-        <w:instrText xml:space="preserve"> PAGEREF _Toc230357354 \h </w:instrText>
+        <w:instrText xml:space="preserve"> PAGEREF _Toc230364584 \h </w:instrText>
       </w:r>
       <w:r>
         <w:rPr>
@@ -3872,7 +3872,7 @@
         <w:rPr>
           <w:noProof/>
         </w:rPr>
-        <w:instrText xml:space="preserve"> PAGEREF _Toc230357355 \h </w:instrText>
+        <w:instrText xml:space="preserve"> PAGEREF _Toc230364585 \h </w:instrText>
       </w:r>
       <w:r>
         <w:rPr>
@@ -3932,7 +3932,7 @@
         <w:rPr>
           <w:noProof/>
         </w:rPr>
-        <w:instrText xml:space="preserve"> PAGEREF _Toc230357356 \h </w:instrText>
+        <w:instrText xml:space="preserve"> PAGEREF _Toc230364586 \h </w:instrText>
       </w:r>
       <w:r>
         <w:rPr>
@@ -3992,7 +3992,7 @@
         <w:rPr>
           <w:noProof/>
         </w:rPr>
-        <w:instrText xml:space="preserve"> PAGEREF _Toc230357357 \h </w:instrText>
+        <w:instrText xml:space="preserve"> PAGEREF _Toc230364587 \h </w:instrText>
       </w:r>
       <w:r>
         <w:rPr>
@@ -4052,7 +4052,7 @@
         <w:rPr>
           <w:noProof/>
         </w:rPr>
-        <w:instrText xml:space="preserve"> PAGEREF _Toc230357358 \h </w:instrText>
+        <w:instrText xml:space="preserve"> PAGEREF _Toc230364588 \h </w:instrText>
       </w:r>
       <w:r>
         <w:rPr>
@@ -4112,7 +4112,7 @@
         <w:rPr>
           <w:noProof/>
         </w:rPr>
-        <w:instrText xml:space="preserve"> PAGEREF _Toc230357359 \h </w:instrText>
+        <w:instrText xml:space="preserve"> PAGEREF _Toc230364589 \h </w:instrText>
       </w:r>
       <w:r>
         <w:rPr>
@@ -4172,7 +4172,7 @@
         <w:rPr>
           <w:noProof/>
         </w:rPr>
-        <w:instrText xml:space="preserve"> PAGEREF _Toc230357360 \h </w:instrText>
+        <w:instrText xml:space="preserve"> PAGEREF _Toc230364590 \h </w:instrText>
       </w:r>
       <w:r>
         <w:rPr>
@@ -4232,7 +4232,7 @@
         <w:rPr>
           <w:noProof/>
         </w:rPr>
-        <w:instrText xml:space="preserve"> PAGEREF _Toc230357361 \h </w:instrText>
+        <w:instrText xml:space="preserve"> PAGEREF _Toc230364591 \h </w:instrText>
       </w:r>
       <w:r>
         <w:rPr>
@@ -4292,7 +4292,7 @@
         <w:rPr>
           <w:noProof/>
         </w:rPr>
-        <w:instrText xml:space="preserve"> PAGEREF _Toc230357362 \h </w:instrText>
+        <w:instrText xml:space="preserve"> PAGEREF _Toc230364592 \h </w:instrText>
       </w:r>
       <w:r>
         <w:rPr>
@@ -4352,7 +4352,7 @@
         <w:rPr>
           <w:noProof/>
         </w:rPr>
-        <w:instrText xml:space="preserve"> PAGEREF _Toc230357363 \h </w:instrText>
+        <w:instrText xml:space="preserve"> PAGEREF _Toc230364593 \h </w:instrText>
       </w:r>
       <w:r>
         <w:rPr>
@@ -4412,7 +4412,7 @@
         <w:rPr>
           <w:noProof/>
         </w:rPr>
-        <w:instrText xml:space="preserve"> PAGEREF _Toc230357364 \h </w:instrText>
+        <w:instrText xml:space="preserve"> PAGEREF _Toc230364594 \h </w:instrText>
       </w:r>
       <w:r>
         <w:rPr>
@@ -4472,7 +4472,7 @@
         <w:rPr>
           <w:noProof/>
         </w:rPr>
-        <w:instrText xml:space="preserve"> PAGEREF _Toc230357365 \h </w:instrText>
+        <w:instrText xml:space="preserve"> PAGEREF _Toc230364595 \h </w:instrText>
       </w:r>
       <w:r>
         <w:rPr>
@@ -4532,7 +4532,7 @@
         <w:rPr>
           <w:noProof/>
         </w:rPr>
-        <w:instrText xml:space="preserve"> PAGEREF _Toc230357366 \h </w:instrText>
+        <w:instrText xml:space="preserve"> PAGEREF _Toc230364596 \h </w:instrText>
       </w:r>
       <w:r>
         <w:rPr>
@@ -4592,7 +4592,7 @@
         <w:rPr>
           <w:noProof/>
         </w:rPr>
-        <w:instrText xml:space="preserve"> PAGEREF _Toc230357367 \h </w:instrText>
+        <w:instrText xml:space="preserve"> PAGEREF _Toc230364597 \h </w:instrText>
       </w:r>
       <w:r>
         <w:rPr>
@@ -4652,7 +4652,7 @@
         <w:rPr>
           <w:noProof/>
         </w:rPr>
-        <w:instrText xml:space="preserve"> PAGEREF _Toc230357368 \h </w:instrText>
+        <w:instrText xml:space="preserve"> PAGEREF _Toc230364598 \h </w:instrText>
       </w:r>
       <w:r>
         <w:rPr>
@@ -4712,7 +4712,7 @@
         <w:rPr>
           <w:noProof/>
         </w:rPr>
-        <w:instrText xml:space="preserve"> PAGEREF _Toc230357369 \h </w:instrText>
+        <w:instrText xml:space="preserve"> PAGEREF _Toc230364599 \h </w:instrText>
       </w:r>
       <w:r>
         <w:rPr>
@@ -4772,7 +4772,7 @@
         <w:rPr>
           <w:noProof/>
         </w:rPr>
-        <w:instrText xml:space="preserve"> PAGEREF _Toc230357370 \h </w:instrText>
+        <w:instrText xml:space="preserve"> PAGEREF _Toc230364600 \h </w:instrText>
       </w:r>
       <w:r>
         <w:rPr>
@@ -4832,7 +4832,7 @@
         <w:rPr>
           <w:noProof/>
         </w:rPr>
-        <w:instrText xml:space="preserve"> PAGEREF _Toc230357371 \h </w:instrText>
+        <w:instrText xml:space="preserve"> PAGEREF _Toc230364601 \h </w:instrText>
       </w:r>
       <w:r>
         <w:rPr>
@@ -4892,7 +4892,7 @@
         <w:rPr>
           <w:noProof/>
         </w:rPr>
-        <w:instrText xml:space="preserve"> PAGEREF _Toc230357372 \h </w:instrText>
+        <w:instrText xml:space="preserve"> PAGEREF _Toc230364602 \h </w:instrText>
       </w:r>
       <w:r>
         <w:rPr>
@@ -4952,7 +4952,7 @@
         <w:rPr>
           <w:noProof/>
         </w:rPr>
-        <w:instrText xml:space="preserve"> PAGEREF _Toc230357373 \h </w:instrText>
+        <w:instrText xml:space="preserve"> PAGEREF _Toc230364603 \h </w:instrText>
       </w:r>
       <w:r>
         <w:rPr>
@@ -5012,7 +5012,7 @@
         <w:rPr>
           <w:noProof/>
         </w:rPr>
-        <w:instrText xml:space="preserve"> PAGEREF _Toc230357374 \h </w:instrText>
+        <w:instrText xml:space="preserve"> PAGEREF _Toc230364604 \h </w:instrText>
       </w:r>
       <w:r>
         <w:rPr>
@@ -5062,7 +5062,7 @@
           <w:b/>
         </w:rPr>
       </w:pPr>
-      <w:bookmarkStart w:id="1" w:name="_Toc230357305"/>
+      <w:bookmarkStart w:id="1" w:name="_Toc230364535"/>
       <w:r>
         <w:rPr>
           <w:rFonts w:ascii="游ゴシック" w:eastAsia="游ゴシック" w:hAnsi="游ゴシック"/>
@@ -5185,7 +5185,7 @@
           <w:b/>
         </w:rPr>
       </w:pPr>
-      <w:bookmarkStart w:id="2" w:name="_Toc230357306"/>
+      <w:bookmarkStart w:id="2" w:name="_Toc230364536"/>
       <w:r>
         <w:rPr>
           <w:rFonts w:ascii="游ゴシック" w:eastAsia="游ゴシック" w:hAnsi="游ゴシック"/>
@@ -5699,7 +5699,7 @@
           <w:b/>
         </w:rPr>
       </w:pPr>
-      <w:bookmarkStart w:id="3" w:name="_Toc230357307"/>
+      <w:bookmarkStart w:id="3" w:name="_Toc230364537"/>
       <w:r>
         <w:rPr>
           <w:rFonts w:ascii="游ゴシック" w:eastAsia="游ゴシック" w:hAnsi="游ゴシック"/>
@@ -5718,7 +5718,7 @@
           <w:b/>
         </w:rPr>
       </w:pPr>
-      <w:bookmarkStart w:id="4" w:name="_Toc230357308"/>
+      <w:bookmarkStart w:id="4" w:name="_Toc230364538"/>
       <w:r>
         <w:rPr>
           <w:rFonts w:ascii="游ゴシック" w:eastAsia="游ゴシック" w:hAnsi="游ゴシック"/>
@@ -5846,7 +5846,7 @@
           <w:b/>
         </w:rPr>
       </w:pPr>
-      <w:bookmarkStart w:id="5" w:name="_Toc230357309"/>
+      <w:bookmarkStart w:id="5" w:name="_Toc230364539"/>
       <w:r>
         <w:rPr>
           <w:rFonts w:ascii="游ゴシック" w:eastAsia="游ゴシック" w:hAnsi="游ゴシック"/>
@@ -5875,7 +5875,7 @@
           <w:b/>
         </w:rPr>
       </w:pPr>
-      <w:bookmarkStart w:id="6" w:name="_Toc230357310"/>
+      <w:bookmarkStart w:id="6" w:name="_Toc230364540"/>
       <w:r>
         <w:rPr>
           <w:rFonts w:ascii="游ゴシック" w:eastAsia="游ゴシック" w:hAnsi="游ゴシック"/>
@@ -5894,7 +5894,7 @@
           <w:b/>
         </w:rPr>
       </w:pPr>
-      <w:bookmarkStart w:id="7" w:name="_Toc230357311"/>
+      <w:bookmarkStart w:id="7" w:name="_Toc230364541"/>
       <w:r>
         <w:rPr>
           <w:rFonts w:ascii="游ゴシック" w:eastAsia="游ゴシック" w:hAnsi="游ゴシック"/>
@@ -5913,7 +5913,7 @@
           <w:b/>
         </w:rPr>
       </w:pPr>
-      <w:bookmarkStart w:id="8" w:name="_Toc230357312"/>
+      <w:bookmarkStart w:id="8" w:name="_Toc230364542"/>
       <w:r>
         <w:rPr>
           <w:rFonts w:ascii="游ゴシック" w:eastAsia="游ゴシック" w:hAnsi="游ゴシック"/>
@@ -5956,7 +5956,7 @@
           <w:b/>
         </w:rPr>
       </w:pPr>
-      <w:bookmarkStart w:id="9" w:name="_Toc230357313"/>
+      <w:bookmarkStart w:id="9" w:name="_Toc230364543"/>
       <w:r>
         <w:rPr>
           <w:rFonts w:ascii="游ゴシック" w:eastAsia="游ゴシック" w:hAnsi="游ゴシック"/>
@@ -5975,7 +5975,7 @@
           <w:b/>
         </w:rPr>
       </w:pPr>
-      <w:bookmarkStart w:id="10" w:name="_Toc230357314"/>
+      <w:bookmarkStart w:id="10" w:name="_Toc230364544"/>
       <w:r>
         <w:rPr>
           <w:rFonts w:ascii="游ゴシック" w:eastAsia="游ゴシック" w:hAnsi="游ゴシック"/>
@@ -6047,7 +6047,7 @@
           <w:b/>
         </w:rPr>
       </w:pPr>
-      <w:bookmarkStart w:id="11" w:name="_Toc230357315"/>
+      <w:bookmarkStart w:id="11" w:name="_Toc230364545"/>
       <w:r>
         <w:rPr>
           <w:rFonts w:ascii="游ゴシック" w:eastAsia="游ゴシック" w:hAnsi="游ゴシック"/>
@@ -6118,7 +6118,7 @@
           <w:b/>
         </w:rPr>
       </w:pPr>
-      <w:bookmarkStart w:id="12" w:name="_Toc230357316"/>
+      <w:bookmarkStart w:id="12" w:name="_Toc230364546"/>
       <w:r>
         <w:rPr>
           <w:rFonts w:ascii="游ゴシック" w:eastAsia="游ゴシック" w:hAnsi="游ゴシック"/>
@@ -6137,7 +6137,7 @@
           <w:b/>
         </w:rPr>
       </w:pPr>
-      <w:bookmarkStart w:id="13" w:name="_Toc230357317"/>
+      <w:bookmarkStart w:id="13" w:name="_Toc230364547"/>
       <w:r>
         <w:rPr>
           <w:rFonts w:ascii="游ゴシック" w:eastAsia="游ゴシック" w:hAnsi="游ゴシック"/>
@@ -6389,7 +6389,7 @@
           <w:b/>
         </w:rPr>
       </w:pPr>
-      <w:bookmarkStart w:id="14" w:name="_Toc230357318"/>
+      <w:bookmarkStart w:id="14" w:name="_Toc230364548"/>
       <w:r>
         <w:rPr>
           <w:rFonts w:ascii="游ゴシック" w:eastAsia="游ゴシック" w:hAnsi="游ゴシック"/>
@@ -6552,7 +6552,7 @@
           <w:b/>
         </w:rPr>
       </w:pPr>
-      <w:bookmarkStart w:id="15" w:name="_Toc230357319"/>
+      <w:bookmarkStart w:id="15" w:name="_Toc230364549"/>
       <w:r>
         <w:rPr>
           <w:rFonts w:ascii="游ゴシック" w:eastAsia="游ゴシック" w:hAnsi="游ゴシック"/>
@@ -6571,7 +6571,7 @@
           <w:b/>
         </w:rPr>
       </w:pPr>
-      <w:bookmarkStart w:id="16" w:name="_Toc230357320"/>
+      <w:bookmarkStart w:id="16" w:name="_Toc230364550"/>
       <w:r>
         <w:rPr>
           <w:rFonts w:ascii="游ゴシック" w:eastAsia="游ゴシック" w:hAnsi="游ゴシック"/>
@@ -6590,7 +6590,7 @@
           <w:b/>
         </w:rPr>
       </w:pPr>
-      <w:bookmarkStart w:id="17" w:name="_Toc230357321"/>
+      <w:bookmarkStart w:id="17" w:name="_Toc230364551"/>
       <w:r>
         <w:rPr>
           <w:rFonts w:ascii="游ゴシック" w:eastAsia="游ゴシック" w:hAnsi="游ゴシック"/>
@@ -6718,7 +6718,7 @@
           <w:b/>
         </w:rPr>
       </w:pPr>
-      <w:bookmarkStart w:id="18" w:name="_Toc230357322"/>
+      <w:bookmarkStart w:id="18" w:name="_Toc230364552"/>
       <w:r>
         <w:rPr>
           <w:rFonts w:ascii="游ゴシック" w:eastAsia="游ゴシック" w:hAnsi="游ゴシック"/>
@@ -6811,7 +6811,7 @@
           <w:b/>
         </w:rPr>
       </w:pPr>
-      <w:bookmarkStart w:id="19" w:name="_Toc230357323"/>
+      <w:bookmarkStart w:id="19" w:name="_Toc230364553"/>
       <w:r>
         <w:rPr>
           <w:rFonts w:ascii="游ゴシック" w:eastAsia="游ゴシック" w:hAnsi="游ゴシック"/>
@@ -6830,7 +6830,7 @@
           <w:b/>
         </w:rPr>
       </w:pPr>
-      <w:bookmarkStart w:id="20" w:name="_Toc230357324"/>
+      <w:bookmarkStart w:id="20" w:name="_Toc230364554"/>
       <w:r>
         <w:rPr>
           <w:rFonts w:ascii="游ゴシック" w:eastAsia="游ゴシック" w:hAnsi="游ゴシック"/>
@@ -6958,7 +6958,7 @@
           <w:b/>
         </w:rPr>
       </w:pPr>
-      <w:bookmarkStart w:id="21" w:name="_Toc230357325"/>
+      <w:bookmarkStart w:id="21" w:name="_Toc230364555"/>
       <w:r>
         <w:rPr>
           <w:rFonts w:ascii="游ゴシック" w:eastAsia="游ゴシック" w:hAnsi="游ゴシック"/>
@@ -7034,7 +7034,7 @@
           <w:b/>
         </w:rPr>
       </w:pPr>
-      <w:bookmarkStart w:id="22" w:name="_Toc230357326"/>
+      <w:bookmarkStart w:id="22" w:name="_Toc230364556"/>
       <w:r>
         <w:rPr>
           <w:rFonts w:ascii="游ゴシック" w:eastAsia="游ゴシック" w:hAnsi="游ゴシック"/>
@@ -7054,7 +7054,7 @@
           <w:b/>
         </w:rPr>
       </w:pPr>
-      <w:bookmarkStart w:id="23" w:name="_Toc230357327"/>
+      <w:bookmarkStart w:id="23" w:name="_Toc230364557"/>
       <w:r>
         <w:rPr>
           <w:rFonts w:ascii="游ゴシック" w:eastAsia="游ゴシック" w:hAnsi="游ゴシック"/>
@@ -7202,7 +7202,7 @@
           <w:b/>
         </w:rPr>
       </w:pPr>
-      <w:bookmarkStart w:id="24" w:name="_Toc230357328"/>
+      <w:bookmarkStart w:id="24" w:name="_Toc230364558"/>
       <w:r>
         <w:rPr>
           <w:rFonts w:ascii="游ゴシック" w:eastAsia="游ゴシック" w:hAnsi="游ゴシック"/>
@@ -7304,7 +7304,7 @@
           <w:b/>
         </w:rPr>
       </w:pPr>
-      <w:bookmarkStart w:id="25" w:name="_Toc230357329"/>
+      <w:bookmarkStart w:id="25" w:name="_Toc230364559"/>
       <w:r>
         <w:rPr>
           <w:rFonts w:ascii="游ゴシック" w:eastAsia="游ゴシック" w:hAnsi="游ゴシック"/>
@@ -7323,7 +7323,7 @@
           <w:b/>
         </w:rPr>
       </w:pPr>
-      <w:bookmarkStart w:id="26" w:name="_Toc230357330"/>
+      <w:bookmarkStart w:id="26" w:name="_Toc230364560"/>
       <w:r>
         <w:rPr>
           <w:rFonts w:ascii="游ゴシック" w:eastAsia="游ゴシック" w:hAnsi="游ゴシック"/>
@@ -7342,7 +7342,7 @@
           <w:b/>
         </w:rPr>
       </w:pPr>
-      <w:bookmarkStart w:id="27" w:name="_Toc230357331"/>
+      <w:bookmarkStart w:id="27" w:name="_Toc230364561"/>
       <w:r>
         <w:rPr>
           <w:rFonts w:ascii="游ゴシック" w:eastAsia="游ゴシック" w:hAnsi="游ゴシック"/>
@@ -7390,7 +7390,7 @@
           <w:b/>
         </w:rPr>
       </w:pPr>
-      <w:bookmarkStart w:id="28" w:name="_Toc230357332"/>
+      <w:bookmarkStart w:id="28" w:name="_Toc230364562"/>
       <w:r>
         <w:rPr>
           <w:rFonts w:ascii="游ゴシック" w:eastAsia="游ゴシック" w:hAnsi="游ゴシック"/>
@@ -7449,7 +7449,7 @@
           <w:b/>
         </w:rPr>
       </w:pPr>
-      <w:bookmarkStart w:id="29" w:name="_Toc230357333"/>
+      <w:bookmarkStart w:id="29" w:name="_Toc230364563"/>
       <w:r>
         <w:rPr>
           <w:rFonts w:ascii="游ゴシック" w:eastAsia="游ゴシック" w:hAnsi="游ゴシック"/>
@@ -7468,7 +7468,7 @@
           <w:b/>
         </w:rPr>
       </w:pPr>
-      <w:bookmarkStart w:id="30" w:name="_Toc230357334"/>
+      <w:bookmarkStart w:id="30" w:name="_Toc230364564"/>
       <w:r>
         <w:rPr>
           <w:rFonts w:ascii="游ゴシック" w:eastAsia="游ゴシック" w:hAnsi="游ゴシック"/>
@@ -7516,7 +7516,7 @@
           <w:b/>
         </w:rPr>
       </w:pPr>
-      <w:bookmarkStart w:id="31" w:name="_Toc230357335"/>
+      <w:bookmarkStart w:id="31" w:name="_Toc230364565"/>
       <w:r>
         <w:rPr>
           <w:rFonts w:ascii="游ゴシック" w:eastAsia="游ゴシック" w:hAnsi="游ゴシック"/>
@@ -7567,7 +7567,7 @@
           <w:b/>
         </w:rPr>
       </w:pPr>
-      <w:bookmarkStart w:id="32" w:name="_Toc230357336"/>
+      <w:bookmarkStart w:id="32" w:name="_Toc230364566"/>
       <w:r>
         <w:rPr>
           <w:rFonts w:ascii="游ゴシック" w:eastAsia="游ゴシック" w:hAnsi="游ゴシック"/>
@@ -7586,7 +7586,7 @@
           <w:b/>
         </w:rPr>
       </w:pPr>
-      <w:bookmarkStart w:id="33" w:name="_Toc230357337"/>
+      <w:bookmarkStart w:id="33" w:name="_Toc230364567"/>
       <w:r>
         <w:rPr>
           <w:rFonts w:ascii="游ゴシック" w:eastAsia="游ゴシック" w:hAnsi="游ゴシック"/>
@@ -7634,7 +7634,7 @@
           <w:b/>
         </w:rPr>
       </w:pPr>
-      <w:bookmarkStart w:id="34" w:name="_Toc230357338"/>
+      <w:bookmarkStart w:id="34" w:name="_Toc230364568"/>
       <w:r>
         <w:rPr>
           <w:rFonts w:ascii="游ゴシック" w:eastAsia="游ゴシック" w:hAnsi="游ゴシック"/>
@@ -7703,7 +7703,7 @@
           <w:b/>
         </w:rPr>
       </w:pPr>
-      <w:bookmarkStart w:id="35" w:name="_Toc230357339"/>
+      <w:bookmarkStart w:id="35" w:name="_Toc230364569"/>
       <w:r>
         <w:rPr>
           <w:rFonts w:ascii="游ゴシック" w:eastAsia="游ゴシック" w:hAnsi="游ゴシック"/>
@@ -7722,7 +7722,7 @@
           <w:b/>
         </w:rPr>
       </w:pPr>
-      <w:bookmarkStart w:id="36" w:name="_Toc230357340"/>
+      <w:bookmarkStart w:id="36" w:name="_Toc230364570"/>
       <w:r>
         <w:rPr>
           <w:rFonts w:ascii="游ゴシック" w:eastAsia="游ゴシック" w:hAnsi="游ゴシック"/>
@@ -7789,7 +7789,7 @@
           <w:b/>
         </w:rPr>
       </w:pPr>
-      <w:bookmarkStart w:id="37" w:name="_Toc230357341"/>
+      <w:bookmarkStart w:id="37" w:name="_Toc230364571"/>
       <w:r>
         <w:rPr>
           <w:rFonts w:ascii="游ゴシック" w:eastAsia="游ゴシック" w:hAnsi="游ゴシック"/>
@@ -7873,7 +7873,7 @@
           <w:b/>
         </w:rPr>
       </w:pPr>
-      <w:bookmarkStart w:id="38" w:name="_Toc230357342"/>
+      <w:bookmarkStart w:id="38" w:name="_Toc230364572"/>
       <w:r>
         <w:rPr>
           <w:rFonts w:ascii="游ゴシック" w:eastAsia="游ゴシック" w:hAnsi="游ゴシック"/>
@@ -7892,7 +7892,7 @@
           <w:b/>
         </w:rPr>
       </w:pPr>
-      <w:bookmarkStart w:id="39" w:name="_Toc230357343"/>
+      <w:bookmarkStart w:id="39" w:name="_Toc230364573"/>
       <w:r>
         <w:rPr>
           <w:rFonts w:ascii="游ゴシック" w:eastAsia="游ゴシック" w:hAnsi="游ゴシック"/>
@@ -7932,7 +7932,7 @@
           <w:b/>
         </w:rPr>
       </w:pPr>
-      <w:bookmarkStart w:id="40" w:name="_Toc230357344"/>
+      <w:bookmarkStart w:id="40" w:name="_Toc230364574"/>
       <w:r>
         <w:rPr>
           <w:rFonts w:ascii="游ゴシック" w:eastAsia="游ゴシック" w:hAnsi="游ゴシック"/>
@@ -7995,7 +7995,7 @@
           <w:b/>
         </w:rPr>
       </w:pPr>
-      <w:bookmarkStart w:id="41" w:name="_Toc230357345"/>
+      <w:bookmarkStart w:id="41" w:name="_Toc230364575"/>
       <w:r>
         <w:rPr>
           <w:rFonts w:ascii="游ゴシック" w:eastAsia="游ゴシック" w:hAnsi="游ゴシック"/>
@@ -8014,7 +8014,7 @@
           <w:b/>
         </w:rPr>
       </w:pPr>
-      <w:bookmarkStart w:id="42" w:name="_Toc230357346"/>
+      <w:bookmarkStart w:id="42" w:name="_Toc230364576"/>
       <w:r>
         <w:rPr>
           <w:rFonts w:ascii="游ゴシック" w:eastAsia="游ゴシック" w:hAnsi="游ゴシック"/>
@@ -8033,7 +8033,7 @@
           <w:b/>
         </w:rPr>
       </w:pPr>
-      <w:bookmarkStart w:id="43" w:name="_Toc230357347"/>
+      <w:bookmarkStart w:id="43" w:name="_Toc230364577"/>
       <w:r>
         <w:rPr>
           <w:rFonts w:ascii="游ゴシック" w:eastAsia="游ゴシック" w:hAnsi="游ゴシック"/>
@@ -8073,7 +8073,7 @@
           <w:b/>
         </w:rPr>
       </w:pPr>
-      <w:bookmarkStart w:id="44" w:name="_Toc230357348"/>
+      <w:bookmarkStart w:id="44" w:name="_Toc230364578"/>
       <w:r>
         <w:rPr>
           <w:rFonts w:ascii="游ゴシック" w:eastAsia="游ゴシック" w:hAnsi="游ゴシック"/>
@@ -8120,7 +8120,7 @@
           <w:b/>
         </w:rPr>
       </w:pPr>
-      <w:bookmarkStart w:id="45" w:name="_Toc230357349"/>
+      <w:bookmarkStart w:id="45" w:name="_Toc230364579"/>
       <w:r>
         <w:rPr>
           <w:rFonts w:ascii="游ゴシック" w:eastAsia="游ゴシック" w:hAnsi="游ゴシック"/>
@@ -8139,7 +8139,7 @@
           <w:b/>
         </w:rPr>
       </w:pPr>
-      <w:bookmarkStart w:id="46" w:name="_Toc230357350"/>
+      <w:bookmarkStart w:id="46" w:name="_Toc230364580"/>
       <w:r>
         <w:rPr>
           <w:rFonts w:ascii="游ゴシック" w:eastAsia="游ゴシック" w:hAnsi="游ゴシック"/>
@@ -8207,7 +8207,7 @@
           <w:b/>
         </w:rPr>
       </w:pPr>
-      <w:bookmarkStart w:id="47" w:name="_Toc230357351"/>
+      <w:bookmarkStart w:id="47" w:name="_Toc230364581"/>
       <w:r>
         <w:rPr>
           <w:rFonts w:ascii="游ゴシック" w:eastAsia="游ゴシック" w:hAnsi="游ゴシック"/>
@@ -8264,7 +8264,7 @@
           <w:b/>
         </w:rPr>
       </w:pPr>
-      <w:bookmarkStart w:id="48" w:name="_Toc230357352"/>
+      <w:bookmarkStart w:id="48" w:name="_Toc230364582"/>
       <w:r>
         <w:rPr>
           <w:rFonts w:ascii="游ゴシック" w:eastAsia="游ゴシック" w:hAnsi="游ゴシック"/>
@@ -8283,7 +8283,7 @@
           <w:b/>
         </w:rPr>
       </w:pPr>
-      <w:bookmarkStart w:id="49" w:name="_Toc230357353"/>
+      <w:bookmarkStart w:id="49" w:name="_Toc230364583"/>
       <w:r>
         <w:rPr>
           <w:rFonts w:ascii="游ゴシック" w:eastAsia="游ゴシック" w:hAnsi="游ゴシック"/>
@@ -8302,7 +8302,7 @@
           <w:b/>
         </w:rPr>
       </w:pPr>
-      <w:bookmarkStart w:id="50" w:name="_Toc230357354"/>
+      <w:bookmarkStart w:id="50" w:name="_Toc230364584"/>
       <w:r>
         <w:rPr>
           <w:rFonts w:ascii="游ゴシック" w:eastAsia="游ゴシック" w:hAnsi="游ゴシック"/>
@@ -8498,7 +8498,7 @@
           <w:b/>
         </w:rPr>
       </w:pPr>
-      <w:bookmarkStart w:id="51" w:name="_Toc230357355"/>
+      <w:bookmarkStart w:id="51" w:name="_Toc230364585"/>
       <w:r>
         <w:rPr>
           <w:rFonts w:ascii="游ゴシック" w:eastAsia="游ゴシック" w:hAnsi="游ゴシック"/>
@@ -8659,7 +8659,7 @@
           <w:b/>
         </w:rPr>
       </w:pPr>
-      <w:bookmarkStart w:id="52" w:name="_Toc230357356"/>
+      <w:bookmarkStart w:id="52" w:name="_Toc230364586"/>
       <w:r>
         <w:rPr>
           <w:rFonts w:ascii="游ゴシック" w:eastAsia="游ゴシック" w:hAnsi="游ゴシック"/>
@@ -8678,7 +8678,7 @@
           <w:b/>
         </w:rPr>
       </w:pPr>
-      <w:bookmarkStart w:id="53" w:name="_Toc230357357"/>
+      <w:bookmarkStart w:id="53" w:name="_Toc230364587"/>
       <w:r>
         <w:rPr>
           <w:rFonts w:ascii="游ゴシック" w:eastAsia="游ゴシック" w:hAnsi="游ゴシック"/>
@@ -8838,7 +8838,7 @@
           <w:b/>
         </w:rPr>
       </w:pPr>
-      <w:bookmarkStart w:id="54" w:name="_Toc230357358"/>
+      <w:bookmarkStart w:id="54" w:name="_Toc230364588"/>
       <w:r>
         <w:rPr>
           <w:rFonts w:ascii="游ゴシック" w:eastAsia="游ゴシック" w:hAnsi="游ゴシック"/>
@@ -8969,7 +8969,7 @@
           <w:b/>
         </w:rPr>
       </w:pPr>
-      <w:bookmarkStart w:id="55" w:name="_Toc230357359"/>
+      <w:bookmarkStart w:id="55" w:name="_Toc230364589"/>
       <w:r>
         <w:rPr>
           <w:rFonts w:ascii="游ゴシック" w:eastAsia="游ゴシック" w:hAnsi="游ゴシック"/>
@@ -8988,7 +8988,7 @@
           <w:b/>
         </w:rPr>
       </w:pPr>
-      <w:bookmarkStart w:id="56" w:name="_Toc230357360"/>
+      <w:bookmarkStart w:id="56" w:name="_Toc230364590"/>
       <w:r>
         <w:rPr>
           <w:rFonts w:ascii="游ゴシック" w:eastAsia="游ゴシック" w:hAnsi="游ゴシック"/>
@@ -9148,7 +9148,7 @@
           <w:b/>
         </w:rPr>
       </w:pPr>
-      <w:bookmarkStart w:id="57" w:name="_Toc230357361"/>
+      <w:bookmarkStart w:id="57" w:name="_Toc230364591"/>
       <w:r>
         <w:rPr>
           <w:rFonts w:ascii="游ゴシック" w:eastAsia="游ゴシック" w:hAnsi="游ゴシック"/>
@@ -9303,7 +9303,7 @@
           <w:b/>
         </w:rPr>
       </w:pPr>
-      <w:bookmarkStart w:id="58" w:name="_Toc230357362"/>
+      <w:bookmarkStart w:id="58" w:name="_Toc230364592"/>
       <w:r>
         <w:rPr>
           <w:rFonts w:ascii="游ゴシック" w:eastAsia="游ゴシック" w:hAnsi="游ゴシック"/>
@@ -9350,7 +9350,7 @@
           <w:b/>
         </w:rPr>
       </w:pPr>
-      <w:bookmarkStart w:id="59" w:name="_Toc230357363"/>
+      <w:bookmarkStart w:id="59" w:name="_Toc230364593"/>
       <w:r>
         <w:rPr>
           <w:rFonts w:ascii="游ゴシック" w:eastAsia="游ゴシック" w:hAnsi="游ゴシック"/>
@@ -9369,7 +9369,7 @@
           <w:b/>
         </w:rPr>
       </w:pPr>
-      <w:bookmarkStart w:id="60" w:name="_Toc230357364"/>
+      <w:bookmarkStart w:id="60" w:name="_Toc230364594"/>
       <w:r>
         <w:rPr>
           <w:rFonts w:ascii="游ゴシック" w:eastAsia="游ゴシック" w:hAnsi="游ゴシック"/>
@@ -9701,7 +9701,7 @@
           <w:b/>
         </w:rPr>
       </w:pPr>
-      <w:bookmarkStart w:id="61" w:name="_Toc230357365"/>
+      <w:bookmarkStart w:id="61" w:name="_Toc230364595"/>
       <w:r>
         <w:rPr>
           <w:rFonts w:ascii="游ゴシック" w:eastAsia="游ゴシック" w:hAnsi="游ゴシック"/>
@@ -9988,7 +9988,7 @@
           <w:b/>
         </w:rPr>
       </w:pPr>
-      <w:bookmarkStart w:id="62" w:name="_Toc230357366"/>
+      <w:bookmarkStart w:id="62" w:name="_Toc230364596"/>
       <w:r>
         <w:rPr>
           <w:rFonts w:ascii="游ゴシック" w:eastAsia="游ゴシック" w:hAnsi="游ゴシック"/>
@@ -10007,7 +10007,7 @@
           <w:b/>
         </w:rPr>
       </w:pPr>
-      <w:bookmarkStart w:id="63" w:name="_Toc230357367"/>
+      <w:bookmarkStart w:id="63" w:name="_Toc230364597"/>
       <w:r>
         <w:rPr>
           <w:rFonts w:ascii="游ゴシック" w:eastAsia="游ゴシック" w:hAnsi="游ゴシック"/>
@@ -10107,7 +10107,7 @@
           <w:b/>
         </w:rPr>
       </w:pPr>
-      <w:bookmarkStart w:id="64" w:name="_Toc230357368"/>
+      <w:bookmarkStart w:id="64" w:name="_Toc230364598"/>
       <w:r>
         <w:rPr>
           <w:rFonts w:ascii="游ゴシック" w:eastAsia="游ゴシック" w:hAnsi="游ゴシック"/>
@@ -10189,7 +10189,7 @@
           <w:b/>
         </w:rPr>
       </w:pPr>
-      <w:bookmarkStart w:id="65" w:name="_Toc230357369"/>
+      <w:bookmarkStart w:id="65" w:name="_Toc230364599"/>
       <w:r>
         <w:rPr>
           <w:rFonts w:ascii="游ゴシック" w:eastAsia="游ゴシック" w:hAnsi="游ゴシック"/>
@@ -10208,7 +10208,7 @@
           <w:b/>
         </w:rPr>
       </w:pPr>
-      <w:bookmarkStart w:id="66" w:name="_Toc230357370"/>
+      <w:bookmarkStart w:id="66" w:name="_Toc230364600"/>
       <w:r>
         <w:rPr>
           <w:rFonts w:ascii="游ゴシック" w:eastAsia="游ゴシック" w:hAnsi="游ゴシック"/>
@@ -10368,7 +10368,7 @@
           <w:b/>
         </w:rPr>
       </w:pPr>
-      <w:bookmarkStart w:id="67" w:name="_Toc230357371"/>
+      <w:bookmarkStart w:id="67" w:name="_Toc230364601"/>
       <w:r>
         <w:rPr>
           <w:rFonts w:ascii="游ゴシック" w:eastAsia="游ゴシック" w:hAnsi="游ゴシック"/>
@@ -10746,7 +10746,7 @@
           <w:b/>
         </w:rPr>
       </w:pPr>
-      <w:bookmarkStart w:id="68" w:name="_Toc230357372"/>
+      <w:bookmarkStart w:id="68" w:name="_Toc230364602"/>
       <w:r>
         <w:rPr>
           <w:rFonts w:ascii="游ゴシック" w:eastAsia="游ゴシック" w:hAnsi="游ゴシック"/>
@@ -11254,7 +11254,7 @@
           <w:b/>
         </w:rPr>
       </w:pPr>
-      <w:bookmarkStart w:id="69" w:name="_Toc230357373"/>
+      <w:bookmarkStart w:id="69" w:name="_Toc230364603"/>
       <w:r>
         <w:rPr>
           <w:rFonts w:ascii="游ゴシック" w:eastAsia="游ゴシック" w:hAnsi="游ゴシック"/>
@@ -11703,7 +11703,7 @@
           <w:b/>
         </w:rPr>
       </w:pPr>
-      <w:bookmarkStart w:id="70" w:name="_Toc230357374"/>
+      <w:bookmarkStart w:id="70" w:name="_Toc230364604"/>
       <w:r>
         <w:rPr>
           <w:rFonts w:ascii="游ゴシック" w:eastAsia="游ゴシック" w:hAnsi="游ゴシック"/>
@@ -12688,7 +12688,7 @@
     <w:link w:val="10"/>
     <w:uiPriority w:val="9"/>
     <w:qFormat/>
-    <w:rsid w:val="000F33D8"/>
+    <w:rsid w:val="000145FB"/>
     <w:pPr>
       <w:keepNext/>
       <w:keepLines/>
@@ -12710,7 +12710,7 @@
     <w:uiPriority w:val="9"/>
     <w:unhideWhenUsed/>
     <w:qFormat/>
-    <w:rsid w:val="000F33D8"/>
+    <w:rsid w:val="000145FB"/>
     <w:pPr>
       <w:keepNext/>
       <w:keepLines/>
@@ -12732,7 +12732,7 @@
     <w:uiPriority w:val="9"/>
     <w:unhideWhenUsed/>
     <w:qFormat/>
-    <w:rsid w:val="000F33D8"/>
+    <w:rsid w:val="000145FB"/>
     <w:pPr>
       <w:keepNext/>
       <w:keepLines/>
@@ -12754,7 +12754,7 @@
     <w:semiHidden/>
     <w:unhideWhenUsed/>
     <w:qFormat/>
-    <w:rsid w:val="000F33D8"/>
+    <w:rsid w:val="000145FB"/>
     <w:pPr>
       <w:keepNext/>
       <w:keepLines/>
@@ -12775,7 +12775,7 @@
     <w:semiHidden/>
     <w:unhideWhenUsed/>
     <w:qFormat/>
-    <w:rsid w:val="000F33D8"/>
+    <w:rsid w:val="000145FB"/>
     <w:pPr>
       <w:keepNext/>
       <w:keepLines/>
@@ -12797,7 +12797,7 @@
     <w:semiHidden/>
     <w:unhideWhenUsed/>
     <w:qFormat/>
-    <w:rsid w:val="000F33D8"/>
+    <w:rsid w:val="000145FB"/>
     <w:pPr>
       <w:keepNext/>
       <w:keepLines/>
@@ -12819,7 +12819,7 @@
     <w:semiHidden/>
     <w:unhideWhenUsed/>
     <w:qFormat/>
-    <w:rsid w:val="000F33D8"/>
+    <w:rsid w:val="000145FB"/>
     <w:pPr>
       <w:keepNext/>
       <w:keepLines/>
@@ -12841,7 +12841,7 @@
     <w:semiHidden/>
     <w:unhideWhenUsed/>
     <w:qFormat/>
-    <w:rsid w:val="000F33D8"/>
+    <w:rsid w:val="000145FB"/>
     <w:pPr>
       <w:keepNext/>
       <w:keepLines/>
@@ -12863,7 +12863,7 @@
     <w:semiHidden/>
     <w:unhideWhenUsed/>
     <w:qFormat/>
-    <w:rsid w:val="000F33D8"/>
+    <w:rsid w:val="000145FB"/>
     <w:pPr>
       <w:keepNext/>
       <w:keepLines/>
@@ -12908,7 +12908,7 @@
     <w:basedOn w:val="a0"/>
     <w:link w:val="1"/>
     <w:uiPriority w:val="9"/>
-    <w:rsid w:val="000F33D8"/>
+    <w:rsid w:val="000145FB"/>
     <w:rPr>
       <w:rFonts w:asciiTheme="majorHAnsi" w:eastAsiaTheme="majorEastAsia" w:hAnsiTheme="majorHAnsi" w:cstheme="majorBidi"/>
       <w:color w:val="000000" w:themeColor="text1"/>
@@ -12921,7 +12921,7 @@
     <w:basedOn w:val="a0"/>
     <w:link w:val="2"/>
     <w:uiPriority w:val="9"/>
-    <w:rsid w:val="000F33D8"/>
+    <w:rsid w:val="000145FB"/>
     <w:rPr>
       <w:rFonts w:asciiTheme="majorHAnsi" w:eastAsiaTheme="majorEastAsia" w:hAnsiTheme="majorHAnsi" w:cstheme="majorBidi"/>
       <w:color w:val="000000" w:themeColor="text1"/>
@@ -12934,7 +12934,7 @@
     <w:basedOn w:val="a0"/>
     <w:link w:val="3"/>
     <w:uiPriority w:val="9"/>
-    <w:rsid w:val="000F33D8"/>
+    <w:rsid w:val="000145FB"/>
     <w:rPr>
       <w:rFonts w:asciiTheme="majorHAnsi" w:eastAsiaTheme="majorEastAsia" w:hAnsiTheme="majorHAnsi" w:cstheme="majorBidi"/>
       <w:color w:val="000000" w:themeColor="text1"/>
@@ -12947,7 +12947,7 @@
     <w:link w:val="4"/>
     <w:uiPriority w:val="9"/>
     <w:semiHidden/>
-    <w:rsid w:val="000F33D8"/>
+    <w:rsid w:val="000145FB"/>
     <w:rPr>
       <w:rFonts w:asciiTheme="majorHAnsi" w:eastAsiaTheme="majorEastAsia" w:hAnsiTheme="majorHAnsi" w:cstheme="majorBidi"/>
       <w:color w:val="000000" w:themeColor="text1"/>
@@ -12959,7 +12959,7 @@
     <w:link w:val="5"/>
     <w:uiPriority w:val="9"/>
     <w:semiHidden/>
-    <w:rsid w:val="000F33D8"/>
+    <w:rsid w:val="000145FB"/>
     <w:rPr>
       <w:rFonts w:asciiTheme="majorHAnsi" w:eastAsiaTheme="majorEastAsia" w:hAnsiTheme="majorHAnsi" w:cstheme="majorBidi"/>
       <w:color w:val="000000" w:themeColor="text1"/>
@@ -12971,7 +12971,7 @@
     <w:link w:val="6"/>
     <w:uiPriority w:val="9"/>
     <w:semiHidden/>
-    <w:rsid w:val="000F33D8"/>
+    <w:rsid w:val="000145FB"/>
     <w:rPr>
       <w:rFonts w:asciiTheme="majorHAnsi" w:eastAsiaTheme="majorEastAsia" w:hAnsiTheme="majorHAnsi" w:cstheme="majorBidi"/>
       <w:color w:val="000000" w:themeColor="text1"/>
@@ -12983,7 +12983,7 @@
     <w:link w:val="7"/>
     <w:uiPriority w:val="9"/>
     <w:semiHidden/>
-    <w:rsid w:val="000F33D8"/>
+    <w:rsid w:val="000145FB"/>
     <w:rPr>
       <w:rFonts w:asciiTheme="majorHAnsi" w:eastAsiaTheme="majorEastAsia" w:hAnsiTheme="majorHAnsi" w:cstheme="majorBidi"/>
       <w:color w:val="000000" w:themeColor="text1"/>
@@ -12995,7 +12995,7 @@
     <w:link w:val="8"/>
     <w:uiPriority w:val="9"/>
     <w:semiHidden/>
-    <w:rsid w:val="000F33D8"/>
+    <w:rsid w:val="000145FB"/>
     <w:rPr>
       <w:rFonts w:asciiTheme="majorHAnsi" w:eastAsiaTheme="majorEastAsia" w:hAnsiTheme="majorHAnsi" w:cstheme="majorBidi"/>
       <w:color w:val="000000" w:themeColor="text1"/>
@@ -13007,7 +13007,7 @@
     <w:link w:val="9"/>
     <w:uiPriority w:val="9"/>
     <w:semiHidden/>
-    <w:rsid w:val="000F33D8"/>
+    <w:rsid w:val="000145FB"/>
     <w:rPr>
       <w:rFonts w:asciiTheme="majorHAnsi" w:eastAsiaTheme="majorEastAsia" w:hAnsiTheme="majorHAnsi" w:cstheme="majorBidi"/>
       <w:color w:val="000000" w:themeColor="text1"/>
@@ -13020,7 +13020,7 @@
     <w:link w:val="a4"/>
     <w:uiPriority w:val="10"/>
     <w:qFormat/>
-    <w:rsid w:val="000F33D8"/>
+    <w:rsid w:val="000145FB"/>
     <w:pPr>
       <w:spacing w:after="80"/>
       <w:contextualSpacing/>
@@ -13039,7 +13039,7 @@
     <w:basedOn w:val="a0"/>
     <w:link w:val="a3"/>
     <w:uiPriority w:val="10"/>
-    <w:rsid w:val="000F33D8"/>
+    <w:rsid w:val="000145FB"/>
     <w:rPr>
       <w:rFonts w:asciiTheme="majorHAnsi" w:eastAsiaTheme="majorEastAsia" w:hAnsiTheme="majorHAnsi" w:cstheme="majorBidi"/>
       <w:spacing w:val="-10"/>
@@ -13055,7 +13055,7 @@
     <w:link w:val="a6"/>
     <w:uiPriority w:val="11"/>
     <w:qFormat/>
-    <w:rsid w:val="000F33D8"/>
+    <w:rsid w:val="000145FB"/>
     <w:pPr>
       <w:numPr>
         <w:ilvl w:val="1"/>
@@ -13076,7 +13076,7 @@
     <w:basedOn w:val="a0"/>
     <w:link w:val="a5"/>
     <w:uiPriority w:val="11"/>
-    <w:rsid w:val="000F33D8"/>
+    <w:rsid w:val="000145FB"/>
     <w:rPr>
       <w:rFonts w:asciiTheme="majorHAnsi" w:eastAsiaTheme="majorEastAsia" w:hAnsiTheme="majorHAnsi" w:cstheme="majorBidi"/>
       <w:color w:val="595959" w:themeColor="text1" w:themeTint="A6"/>
@@ -13092,7 +13092,7 @@
     <w:link w:val="a8"/>
     <w:uiPriority w:val="29"/>
     <w:qFormat/>
-    <w:rsid w:val="000F33D8"/>
+    <w:rsid w:val="000145FB"/>
     <w:pPr>
       <w:spacing w:before="160" w:after="160"/>
       <w:jc w:val="center"/>
@@ -13108,7 +13108,7 @@
     <w:basedOn w:val="a0"/>
     <w:link w:val="a7"/>
     <w:uiPriority w:val="29"/>
-    <w:rsid w:val="000F33D8"/>
+    <w:rsid w:val="000145FB"/>
     <w:rPr>
       <w:i/>
       <w:iCs/>
@@ -13120,7 +13120,7 @@
     <w:basedOn w:val="a"/>
     <w:uiPriority w:val="34"/>
     <w:qFormat/>
-    <w:rsid w:val="000F33D8"/>
+    <w:rsid w:val="000145FB"/>
     <w:pPr>
       <w:ind w:left="720"/>
       <w:contextualSpacing/>
@@ -13131,7 +13131,7 @@
     <w:basedOn w:val="a0"/>
     <w:uiPriority w:val="21"/>
     <w:qFormat/>
-    <w:rsid w:val="000F33D8"/>
+    <w:rsid w:val="000145FB"/>
     <w:rPr>
       <w:i/>
       <w:iCs/>
@@ -13145,7 +13145,7 @@
     <w:link w:val="23"/>
     <w:uiPriority w:val="30"/>
     <w:qFormat/>
-    <w:rsid w:val="000F33D8"/>
+    <w:rsid w:val="000145FB"/>
     <w:pPr>
       <w:pBdr>
         <w:top w:val="single" w:sz="4" w:space="10" w:color="0F4761" w:themeColor="accent1" w:themeShade="BF"/>
@@ -13166,7 +13166,7 @@
     <w:basedOn w:val="a0"/>
     <w:link w:val="22"/>
     <w:uiPriority w:val="30"/>
-    <w:rsid w:val="000F33D8"/>
+    <w:rsid w:val="000145FB"/>
     <w:rPr>
       <w:i/>
       <w:iCs/>
@@ -13178,7 +13178,7 @@
     <w:basedOn w:val="a0"/>
     <w:uiPriority w:val="32"/>
     <w:qFormat/>
-    <w:rsid w:val="000F33D8"/>
+    <w:rsid w:val="000145FB"/>
     <w:rPr>
       <w:b/>
       <w:bCs/>
@@ -13193,7 +13193,7 @@
     <w:link w:val="ab"/>
     <w:uiPriority w:val="99"/>
     <w:unhideWhenUsed/>
-    <w:rsid w:val="000F33D8"/>
+    <w:rsid w:val="000145FB"/>
     <w:pPr>
       <w:tabs>
         <w:tab w:val="center" w:pos="4252"/>
@@ -13207,7 +13207,7 @@
     <w:basedOn w:val="a0"/>
     <w:link w:val="aa"/>
     <w:uiPriority w:val="99"/>
-    <w:rsid w:val="000F33D8"/>
+    <w:rsid w:val="000145FB"/>
   </w:style>
   <w:style w:type="paragraph" w:styleId="ac">
     <w:name w:val="footer"/>
@@ -13215,7 +13215,7 @@
     <w:link w:val="ad"/>
     <w:uiPriority w:val="99"/>
     <w:unhideWhenUsed/>
-    <w:rsid w:val="000F33D8"/>
+    <w:rsid w:val="000145FB"/>
     <w:pPr>
       <w:tabs>
         <w:tab w:val="center" w:pos="4252"/>
@@ -13229,7 +13229,7 @@
     <w:basedOn w:val="a0"/>
     <w:link w:val="ac"/>
     <w:uiPriority w:val="99"/>
-    <w:rsid w:val="000F33D8"/>
+    <w:rsid w:val="000145FB"/>
   </w:style>
   <w:style w:type="paragraph" w:styleId="11">
     <w:name w:val="toc 1"/>
@@ -13238,7 +13238,7 @@
     <w:autoRedefine/>
     <w:uiPriority w:val="39"/>
     <w:unhideWhenUsed/>
-    <w:rsid w:val="000F33D8"/>
+    <w:rsid w:val="000145FB"/>
   </w:style>
   <w:style w:type="paragraph" w:styleId="25">
     <w:name w:val="toc 2"/>
@@ -13247,7 +13247,7 @@
     <w:autoRedefine/>
     <w:uiPriority w:val="39"/>
     <w:unhideWhenUsed/>
-    <w:rsid w:val="000F33D8"/>
+    <w:rsid w:val="000145FB"/>
     <w:pPr>
       <w:ind w:leftChars="100" w:left="210"/>
     </w:pPr>
@@ -13259,7 +13259,7 @@
     <w:autoRedefine/>
     <w:uiPriority w:val="39"/>
     <w:unhideWhenUsed/>
-    <w:rsid w:val="000F33D8"/>
+    <w:rsid w:val="000145FB"/>
     <w:pPr>
       <w:ind w:leftChars="200" w:left="420"/>
     </w:pPr>
